--- a/CMA_Summaries_B3_Ch18.docx
+++ b/CMA_Summaries_B3_Ch18.docx
@@ -6204,6 +6204,142 @@
       </w:tr>
     </w:tbl>
     <w:p/>
+    <w:p>
+      <w:pPr>
+        <w:spacing w:before="44" w:after="10"/>
+      </w:pPr>
+      <w:r>
+        <w:rPr>
+          <w:b/>
+          <w:bCs/>
+          <w:color w:val="353A7C"/>
+          <w:sz w:val="18"/>
+          <w:szCs w:val="18"/>
+        </w:rPr>
+        <w:t xml:space="preserve">The English this section uses, and its Arabic</w:t>
+      </w:r>
+    </w:p>
+    <w:p>
+      <w:pPr>
+        <w:spacing w:before="0" w:after="12"/>
+      </w:pPr>
+      <w:r>
+        <w:rPr>
+          <w:color w:val="6B7280"/>
+          <w:sz w:val="15"/>
+          <w:szCs w:val="15"/>
+        </w:rPr>
+        <w:t xml:space="preserve">Each term sits against what it means.</w:t>
+      </w:r>
+    </w:p>
+    <w:p>
+      <w:pPr>
+        <w:spacing w:after="40" w:before="90"/>
+        <w:jc w:val="center"/>
+      </w:pPr>
+      <w:r>
+        <w:drawing>
+          <wp:inline distT="0" distB="0" distL="0" distR="0">
+            <wp:extent cx="5734050" cy="1931475"/>
+            <wp:effectExtent t="0" r="0" b="0" l="0"/>
+            <wp:docPr id="1" name="" descr="" title=""/>
+            <wp:cNvGraphicFramePr>
+              <a:graphicFrameLocks xmlns:a="http://schemas.openxmlformats.org/drawingml/2006/main" noChangeAspect="1"/>
+            </wp:cNvGraphicFramePr>
+            <a:graphic xmlns:a="http://schemas.openxmlformats.org/drawingml/2006/main">
+              <a:graphicData uri="http://schemas.openxmlformats.org/drawingml/2006/picture">
+                <pic:pic xmlns:pic="http://schemas.openxmlformats.org/drawingml/2006/picture">
+                  <pic:nvPicPr>
+                    <pic:cNvPr id="0" name="" descr=""/>
+                    <pic:cNvPicPr>
+                      <a:picLocks noChangeAspect="1" noChangeArrowheads="1"/>
+                    </pic:cNvPicPr>
+                  </pic:nvPicPr>
+                  <pic:blipFill>
+                    <a:blip r:embed="rId104" cstate="none"/>
+                    <a:srcRect/>
+                    <a:stretch>
+                      <a:fillRect/>
+                    </a:stretch>
+                  </pic:blipFill>
+                  <pic:spPr bwMode="auto">
+                    <a:xfrm>
+                      <a:off x="0" y="0"/>
+                      <a:ext cx="5734050" cy="1931475"/>
+                    </a:xfrm>
+                    <a:prstGeom prst="rect">
+                      <a:avLst/>
+                    </a:prstGeom>
+                  </pic:spPr>
+                </pic:pic>
+              </a:graphicData>
+            </a:graphic>
+          </wp:inline>
+        </w:drawing>
+      </w:r>
+    </w:p>
+    <w:tbl>
+      <w:tblPr>
+        <w:tblW w:type="pct" w:w="100%"/>
+        <w:tblLayout w:type="fixed"/>
+        <w:tblBorders>
+          <w:top w:val="single" w:color="FBFAF6" w:sz="4"/>
+          <w:left w:val="single" w:color="FBFAF6" w:sz="4"/>
+          <w:bottom w:val="single" w:color="FBFAF6" w:sz="4"/>
+          <w:right w:val="single" w:color="FBFAF6" w:sz="4"/>
+          <w:insideH w:val="single" w:color="FBFAF6" w:sz="4"/>
+          <w:insideV w:val="single" w:color="FBFAF6" w:sz="4"/>
+        </w:tblBorders>
+      </w:tblPr>
+      <w:tblGrid>
+        <w:gridCol w:w="9600"/>
+      </w:tblGrid>
+      <w:tr>
+        <w:tc>
+          <w:tcPr>
+            <w:tcW w:type="pct" w:w="5000"/>
+            <w:shd w:fill="FBFAF6" w:val="clear"/>
+            <w:tcMar>
+              <w:top w:type="dxa" w:w="40"/>
+              <w:left w:type="dxa" w:w="100"/>
+              <w:bottom w:type="dxa" w:w="40"/>
+              <w:right w:type="dxa" w:w="100"/>
+            </w:tcMar>
+          </w:tcPr>
+          <w:p>
+            <w:pPr>
+              <w:spacing w:before="18" w:after="6"/>
+            </w:pPr>
+            <w:r>
+              <w:rPr>
+                <w:b/>
+                <w:bCs/>
+                <w:color w:val="6B7280"/>
+                <w:sz w:val="14"/>
+                <w:szCs w:val="14"/>
+              </w:rPr>
+              <w:t xml:space="preserve">word list</w:t>
+            </w:r>
+          </w:p>
+          <w:p>
+            <w:pPr>
+              <w:spacing w:before="0" w:after="18"/>
+            </w:pPr>
+            <w:r>
+              <w:rPr>
+                <w:b/>
+                <w:bCs/>
+                <w:color w:val="353A7C"/>
+                <w:sz w:val="16"/>
+                <w:szCs w:val="16"/>
+              </w:rPr>
+              <w:t xml:space="preserve">خريطة الاستراتيجية   ·   leading indicator   ·   strategy map</w:t>
+            </w:r>
+          </w:p>
+        </w:tc>
+      </w:tr>
+    </w:tbl>
+    <w:p/>
     <w:tbl>
       <w:tblPr>
         <w:tblW w:type="pct" w:w="100%"/>
@@ -6582,14 +6718,14 @@
                 <w:sz w:val="16"/>
                 <w:szCs w:val="16"/>
               </w:rPr>
-              <w:t xml:space="preserve">5  </w:t>
-            </w:r>
-            <w:r>
-              <w:rPr>
-                <w:sz w:val="16"/>
-                <w:szCs w:val="16"/>
-              </w:rPr>
-              <w:t xml:space="preserve">explains</w:t>
+              <w:t xml:space="preserve">6  </w:t>
+            </w:r>
+            <w:r>
+              <w:rPr>
+                <w:sz w:val="16"/>
+                <w:szCs w:val="16"/>
+              </w:rPr>
+              <w:t xml:space="preserve">indicators</w:t>
             </w:r>
           </w:p>
         </w:tc>
@@ -6650,14 +6786,14 @@
                 <w:sz w:val="16"/>
                 <w:szCs w:val="16"/>
               </w:rPr>
-              <w:t xml:space="preserve">6  </w:t>
-            </w:r>
-            <w:r>
-              <w:rPr>
-                <w:sz w:val="16"/>
-                <w:szCs w:val="16"/>
-              </w:rPr>
-              <w:t xml:space="preserve">indicators</w:t>
+              <w:t xml:space="preserve">7  </w:t>
+            </w:r>
+            <w:r>
+              <w:rPr>
+                <w:sz w:val="16"/>
+                <w:szCs w:val="16"/>
+              </w:rPr>
+              <w:t xml:space="preserve">changeover</w:t>
             </w:r>
           </w:p>
         </w:tc>
@@ -6718,14 +6854,14 @@
                 <w:sz w:val="16"/>
                 <w:szCs w:val="16"/>
               </w:rPr>
-              <w:t xml:space="preserve">7  </w:t>
-            </w:r>
-            <w:r>
-              <w:rPr>
-                <w:sz w:val="16"/>
-                <w:szCs w:val="16"/>
-              </w:rPr>
-              <w:t xml:space="preserve">changeover</w:t>
+              <w:t xml:space="preserve">8  </w:t>
+            </w:r>
+            <w:r>
+              <w:rPr>
+                <w:sz w:val="16"/>
+                <w:szCs w:val="16"/>
+              </w:rPr>
+              <w:t xml:space="preserve">strategy map</w:t>
             </w:r>
           </w:p>
         </w:tc>
@@ -6761,6 +6897,74 @@
                 <w:szCs w:val="16"/>
               </w:rPr>
               <w:t xml:space="preserve">satisfied</w:t>
+            </w:r>
+          </w:p>
+        </w:tc>
+        <w:tc>
+          <w:tcPr>
+            <w:tcW w:type="pct" w:w="2500"/>
+            <w:tcMar>
+              <w:top w:type="dxa" w:w="20"/>
+              <w:left w:type="dxa" w:w="80"/>
+              <w:bottom w:type="dxa" w:w="20"/>
+              <w:right w:type="dxa" w:w="80"/>
+            </w:tcMar>
+          </w:tcPr>
+          <w:p>
+            <w:pPr>
+              <w:spacing w:before="12" w:after="12"/>
+            </w:pPr>
+            <w:r>
+              <w:rPr>
+                <w:b/>
+                <w:bCs/>
+                <w:color w:val="8186EF"/>
+                <w:sz w:val="16"/>
+                <w:szCs w:val="16"/>
+              </w:rPr>
+              <w:t xml:space="preserve">9  </w:t>
+            </w:r>
+            <w:r>
+              <w:rPr>
+                <w:sz w:val="16"/>
+                <w:szCs w:val="16"/>
+              </w:rPr>
+              <w:t xml:space="preserve">leading indicator</w:t>
+            </w:r>
+          </w:p>
+        </w:tc>
+      </w:tr>
+      <w:tr>
+        <w:tc>
+          <w:tcPr>
+            <w:tcW w:type="pct" w:w="2500"/>
+            <w:tcMar>
+              <w:top w:type="dxa" w:w="20"/>
+              <w:left w:type="dxa" w:w="80"/>
+              <w:bottom w:type="dxa" w:w="20"/>
+              <w:right w:type="dxa" w:w="80"/>
+            </w:tcMar>
+          </w:tcPr>
+          <w:p>
+            <w:pPr>
+              <w:spacing w:before="12" w:after="12"/>
+            </w:pPr>
+            <w:r>
+              <w:rPr>
+                <w:b/>
+                <w:bCs/>
+                <w:color w:val="8186EF"/>
+                <w:sz w:val="16"/>
+                <w:szCs w:val="16"/>
+              </w:rPr>
+              <w:t xml:space="preserve">5  </w:t>
+            </w:r>
+            <w:r>
+              <w:rPr>
+                <w:sz w:val="16"/>
+                <w:szCs w:val="16"/>
+              </w:rPr>
+              <w:t xml:space="preserve">explains</w:t>
             </w:r>
           </w:p>
         </w:tc>
@@ -7868,7 +8072,7 @@
                     </pic:cNvPicPr>
                   </pic:nvPicPr>
                   <pic:blipFill>
-                    <a:blip r:embed="rId104" cstate="none"/>
+                    <a:blip r:embed="rId105" cstate="none"/>
                     <a:srcRect/>
                     <a:stretch>
                       <a:fillRect/>
@@ -11778,6 +11982,154 @@
       </w:tr>
     </w:tbl>
     <w:p/>
+    <w:p>
+      <w:pPr>
+        <w:pageBreakBefore w:val="true"/>
+        <w:spacing w:after="0"/>
+      </w:pPr>
+      <w:r>
+        <w:rPr>
+          <w:sz w:val="2"/>
+        </w:rPr>
+        <w:t xml:space="preserve"> </w:t>
+      </w:r>
+    </w:p>
+    <w:p>
+      <w:pPr>
+        <w:spacing w:before="44" w:after="10"/>
+      </w:pPr>
+      <w:r>
+        <w:rPr>
+          <w:b/>
+          <w:bCs/>
+          <w:color w:val="353A7C"/>
+          <w:sz w:val="18"/>
+          <w:szCs w:val="18"/>
+        </w:rPr>
+        <w:t xml:space="preserve">The English this section uses, and its Arabic</w:t>
+      </w:r>
+    </w:p>
+    <w:p>
+      <w:pPr>
+        <w:spacing w:before="0" w:after="12"/>
+      </w:pPr>
+      <w:r>
+        <w:rPr>
+          <w:color w:val="6B7280"/>
+          <w:sz w:val="15"/>
+          <w:szCs w:val="15"/>
+        </w:rPr>
+        <w:t xml:space="preserve">Each term sits against what it means.</w:t>
+      </w:r>
+    </w:p>
+    <w:p>
+      <w:pPr>
+        <w:spacing w:after="40" w:before="90"/>
+        <w:jc w:val="center"/>
+      </w:pPr>
+      <w:r>
+        <w:drawing>
+          <wp:inline distT="0" distB="0" distL="0" distR="0">
+            <wp:extent cx="5734050" cy="2074825"/>
+            <wp:effectExtent t="0" r="0" b="0" l="0"/>
+            <wp:docPr id="1" name="" descr="" title=""/>
+            <wp:cNvGraphicFramePr>
+              <a:graphicFrameLocks xmlns:a="http://schemas.openxmlformats.org/drawingml/2006/main" noChangeAspect="1"/>
+            </wp:cNvGraphicFramePr>
+            <a:graphic xmlns:a="http://schemas.openxmlformats.org/drawingml/2006/main">
+              <a:graphicData uri="http://schemas.openxmlformats.org/drawingml/2006/picture">
+                <pic:pic xmlns:pic="http://schemas.openxmlformats.org/drawingml/2006/picture">
+                  <pic:nvPicPr>
+                    <pic:cNvPr id="0" name="" descr=""/>
+                    <pic:cNvPicPr>
+                      <a:picLocks noChangeAspect="1" noChangeArrowheads="1"/>
+                    </pic:cNvPicPr>
+                  </pic:nvPicPr>
+                  <pic:blipFill>
+                    <a:blip r:embed="rId106" cstate="none"/>
+                    <a:srcRect/>
+                    <a:stretch>
+                      <a:fillRect/>
+                    </a:stretch>
+                  </pic:blipFill>
+                  <pic:spPr bwMode="auto">
+                    <a:xfrm>
+                      <a:off x="0" y="0"/>
+                      <a:ext cx="5734050" cy="2074825"/>
+                    </a:xfrm>
+                    <a:prstGeom prst="rect">
+                      <a:avLst/>
+                    </a:prstGeom>
+                  </pic:spPr>
+                </pic:pic>
+              </a:graphicData>
+            </a:graphic>
+          </wp:inline>
+        </w:drawing>
+      </w:r>
+    </w:p>
+    <w:tbl>
+      <w:tblPr>
+        <w:tblW w:type="pct" w:w="100%"/>
+        <w:tblLayout w:type="fixed"/>
+        <w:tblBorders>
+          <w:top w:val="single" w:color="FBFAF6" w:sz="4"/>
+          <w:left w:val="single" w:color="FBFAF6" w:sz="4"/>
+          <w:bottom w:val="single" w:color="FBFAF6" w:sz="4"/>
+          <w:right w:val="single" w:color="FBFAF6" w:sz="4"/>
+          <w:insideH w:val="single" w:color="FBFAF6" w:sz="4"/>
+          <w:insideV w:val="single" w:color="FBFAF6" w:sz="4"/>
+        </w:tblBorders>
+      </w:tblPr>
+      <w:tblGrid>
+        <w:gridCol w:w="9600"/>
+      </w:tblGrid>
+      <w:tr>
+        <w:tc>
+          <w:tcPr>
+            <w:tcW w:type="pct" w:w="5000"/>
+            <w:shd w:fill="FBFAF6" w:val="clear"/>
+            <w:tcMar>
+              <w:top w:type="dxa" w:w="40"/>
+              <w:left w:type="dxa" w:w="100"/>
+              <w:bottom w:type="dxa" w:w="40"/>
+              <w:right w:type="dxa" w:w="100"/>
+            </w:tcMar>
+          </w:tcPr>
+          <w:p>
+            <w:pPr>
+              <w:spacing w:before="18" w:after="6"/>
+            </w:pPr>
+            <w:r>
+              <w:rPr>
+                <w:b/>
+                <w:bCs/>
+                <w:color w:val="6B7280"/>
+                <w:sz w:val="14"/>
+                <w:szCs w:val="14"/>
+              </w:rPr>
+              <w:t xml:space="preserve">word list</w:t>
+            </w:r>
+          </w:p>
+          <w:p>
+            <w:pPr>
+              <w:spacing w:before="0" w:after="18"/>
+            </w:pPr>
+            <w:r>
+              <w:rPr>
+                <w:b/>
+                <w:bCs/>
+                <w:color w:val="353A7C"/>
+                <w:sz w:val="16"/>
+                <w:szCs w:val="16"/>
+              </w:rPr>
+              <w:t xml:space="preserve">strategy map   ·   خريطة الاستراتيجية   ·   balanced scorecard</w:t>
+            </w:r>
+          </w:p>
+        </w:tc>
+      </w:tr>
+    </w:tbl>
+    <w:p/>
     <w:tbl>
       <w:tblPr>
         <w:tblW w:type="pct" w:w="100%"/>
@@ -12156,14 +12508,14 @@
                 <w:sz w:val="16"/>
                 <w:szCs w:val="16"/>
               </w:rPr>
-              <w:t xml:space="preserve">11  </w:t>
-            </w:r>
-            <w:r>
-              <w:rPr>
-                <w:sz w:val="16"/>
-                <w:szCs w:val="16"/>
-              </w:rPr>
-              <w:t xml:space="preserve">perspectives</w:t>
+              <w:t xml:space="preserve">12  </w:t>
+            </w:r>
+            <w:r>
+              <w:rPr>
+                <w:sz w:val="16"/>
+                <w:szCs w:val="16"/>
+              </w:rPr>
+              <w:t xml:space="preserve">recommend</w:t>
             </w:r>
           </w:p>
         </w:tc>
@@ -12224,14 +12576,14 @@
                 <w:sz w:val="16"/>
                 <w:szCs w:val="16"/>
               </w:rPr>
-              <w:t xml:space="preserve">12  </w:t>
-            </w:r>
-            <w:r>
-              <w:rPr>
-                <w:sz w:val="16"/>
-                <w:szCs w:val="16"/>
-              </w:rPr>
-              <w:t xml:space="preserve">recommend</w:t>
+              <w:t xml:space="preserve">13  </w:t>
+            </w:r>
+            <w:r>
+              <w:rPr>
+                <w:sz w:val="16"/>
+                <w:szCs w:val="16"/>
+              </w:rPr>
+              <w:t xml:space="preserve">pattern</w:t>
             </w:r>
           </w:p>
         </w:tc>
@@ -12292,14 +12644,14 @@
                 <w:sz w:val="16"/>
                 <w:szCs w:val="16"/>
               </w:rPr>
-              <w:t xml:space="preserve">13  </w:t>
-            </w:r>
-            <w:r>
-              <w:rPr>
-                <w:sz w:val="16"/>
-                <w:szCs w:val="16"/>
-              </w:rPr>
-              <w:t xml:space="preserve">pattern</w:t>
+              <w:t xml:space="preserve">14  </w:t>
+            </w:r>
+            <w:r>
+              <w:rPr>
+                <w:sz w:val="16"/>
+                <w:szCs w:val="16"/>
+              </w:rPr>
+              <w:t xml:space="preserve">Segment margin</w:t>
             </w:r>
           </w:p>
         </w:tc>
@@ -12360,14 +12712,14 @@
                 <w:sz w:val="16"/>
                 <w:szCs w:val="16"/>
               </w:rPr>
-              <w:t xml:space="preserve">14  </w:t>
-            </w:r>
-            <w:r>
-              <w:rPr>
-                <w:sz w:val="16"/>
-                <w:szCs w:val="16"/>
-              </w:rPr>
-              <w:t xml:space="preserve">Segment margin</w:t>
+              <w:t xml:space="preserve">15  </w:t>
+            </w:r>
+            <w:r>
+              <w:rPr>
+                <w:sz w:val="16"/>
+                <w:szCs w:val="16"/>
+              </w:rPr>
+              <w:t xml:space="preserve">Gulf chain orders delivered in full</w:t>
             </w:r>
           </w:p>
         </w:tc>
@@ -12428,14 +12780,14 @@
                 <w:sz w:val="16"/>
                 <w:szCs w:val="16"/>
               </w:rPr>
-              <w:t xml:space="preserve">15  </w:t>
-            </w:r>
-            <w:r>
-              <w:rPr>
-                <w:sz w:val="16"/>
-                <w:szCs w:val="16"/>
-              </w:rPr>
-              <w:t xml:space="preserve">Gulf chain orders delivered in full</w:t>
+              <w:t xml:space="preserve">16  </w:t>
+            </w:r>
+            <w:r>
+              <w:rPr>
+                <w:sz w:val="16"/>
+                <w:szCs w:val="16"/>
+              </w:rPr>
+              <w:t xml:space="preserve">Operators trained on the new line</w:t>
             </w:r>
           </w:p>
         </w:tc>
@@ -12496,14 +12848,14 @@
                 <w:sz w:val="16"/>
                 <w:szCs w:val="16"/>
               </w:rPr>
-              <w:t xml:space="preserve">16  </w:t>
-            </w:r>
-            <w:r>
-              <w:rPr>
-                <w:sz w:val="16"/>
-                <w:szCs w:val="16"/>
-              </w:rPr>
-              <w:t xml:space="preserve">Operators trained on the new line</w:t>
+              <w:t xml:space="preserve">17  </w:t>
+            </w:r>
+            <w:r>
+              <w:rPr>
+                <w:sz w:val="16"/>
+                <w:szCs w:val="16"/>
+              </w:rPr>
+              <w:t xml:space="preserve">Changeover time 42 against 30</w:t>
             </w:r>
           </w:p>
         </w:tc>
@@ -12564,14 +12916,14 @@
                 <w:sz w:val="16"/>
                 <w:szCs w:val="16"/>
               </w:rPr>
-              <w:t xml:space="preserve">17  </w:t>
-            </w:r>
-            <w:r>
-              <w:rPr>
-                <w:sz w:val="16"/>
-                <w:szCs w:val="16"/>
-              </w:rPr>
-              <w:t xml:space="preserve">Changeover time 42 against 30</w:t>
+              <w:t xml:space="preserve">18  </w:t>
+            </w:r>
+            <w:r>
+              <w:rPr>
+                <w:sz w:val="16"/>
+                <w:szCs w:val="16"/>
+              </w:rPr>
+              <w:t xml:space="preserve">Financial</w:t>
             </w:r>
           </w:p>
         </w:tc>
@@ -12632,14 +12984,14 @@
                 <w:sz w:val="16"/>
                 <w:szCs w:val="16"/>
               </w:rPr>
-              <w:t xml:space="preserve">18  </w:t>
-            </w:r>
-            <w:r>
-              <w:rPr>
-                <w:sz w:val="16"/>
-                <w:szCs w:val="16"/>
-              </w:rPr>
-              <w:t xml:space="preserve">Financial</w:t>
+              <w:t xml:space="preserve">19  </w:t>
+            </w:r>
+            <w:r>
+              <w:rPr>
+                <w:sz w:val="16"/>
+                <w:szCs w:val="16"/>
+              </w:rPr>
+              <w:t xml:space="preserve">Customer</w:t>
             </w:r>
           </w:p>
         </w:tc>
@@ -12700,14 +13052,14 @@
                 <w:sz w:val="16"/>
                 <w:szCs w:val="16"/>
               </w:rPr>
-              <w:t xml:space="preserve">19  </w:t>
-            </w:r>
-            <w:r>
-              <w:rPr>
-                <w:sz w:val="16"/>
-                <w:szCs w:val="16"/>
-              </w:rPr>
-              <w:t xml:space="preserve">Customer</w:t>
+              <w:t xml:space="preserve">20  </w:t>
+            </w:r>
+            <w:r>
+              <w:rPr>
+                <w:sz w:val="16"/>
+                <w:szCs w:val="16"/>
+              </w:rPr>
+              <w:t xml:space="preserve">Learning and growth</w:t>
             </w:r>
           </w:p>
         </w:tc>
@@ -12768,14 +13120,82 @@
                 <w:sz w:val="16"/>
                 <w:szCs w:val="16"/>
               </w:rPr>
-              <w:t xml:space="preserve">20  </w:t>
-            </w:r>
-            <w:r>
-              <w:rPr>
-                <w:sz w:val="16"/>
-                <w:szCs w:val="16"/>
-              </w:rPr>
-              <w:t xml:space="preserve">Learning and growth</w:t>
+              <w:t xml:space="preserve">21  </w:t>
+            </w:r>
+            <w:r>
+              <w:rPr>
+                <w:sz w:val="16"/>
+                <w:szCs w:val="16"/>
+              </w:rPr>
+              <w:t xml:space="preserve">balanced scorecard</w:t>
+            </w:r>
+          </w:p>
+        </w:tc>
+      </w:tr>
+      <w:tr>
+        <w:tc>
+          <w:tcPr>
+            <w:tcW w:type="pct" w:w="2500"/>
+            <w:tcMar>
+              <w:top w:type="dxa" w:w="20"/>
+              <w:left w:type="dxa" w:w="80"/>
+              <w:bottom w:type="dxa" w:w="20"/>
+              <w:right w:type="dxa" w:w="80"/>
+            </w:tcMar>
+          </w:tcPr>
+          <w:p>
+            <w:pPr>
+              <w:spacing w:before="12" w:after="12"/>
+            </w:pPr>
+            <w:r>
+              <w:rPr>
+                <w:b/>
+                <w:bCs/>
+                <w:color w:val="8186EF"/>
+                <w:sz w:val="16"/>
+                <w:szCs w:val="16"/>
+              </w:rPr>
+              <w:t xml:space="preserve">11  </w:t>
+            </w:r>
+            <w:r>
+              <w:rPr>
+                <w:sz w:val="16"/>
+                <w:szCs w:val="16"/>
+              </w:rPr>
+              <w:t xml:space="preserve">perspectives</w:t>
+            </w:r>
+          </w:p>
+        </w:tc>
+        <w:tc>
+          <w:tcPr>
+            <w:tcW w:type="pct" w:w="2500"/>
+            <w:tcMar>
+              <w:top w:type="dxa" w:w="20"/>
+              <w:left w:type="dxa" w:w="80"/>
+              <w:bottom w:type="dxa" w:w="20"/>
+              <w:right w:type="dxa" w:w="80"/>
+            </w:tcMar>
+          </w:tcPr>
+          <w:p>
+            <w:pPr>
+              <w:spacing w:before="12" w:after="12"/>
+            </w:pPr>
+            <w:r>
+              <w:rPr>
+                <w:b/>
+                <w:bCs/>
+                <w:color w:val="8186EF"/>
+                <w:sz w:val="16"/>
+                <w:szCs w:val="16"/>
+              </w:rPr>
+              <w:t xml:space="preserve">22  </w:t>
+            </w:r>
+            <w:r>
+              <w:rPr>
+                <w:sz w:val="16"/>
+                <w:szCs w:val="16"/>
+              </w:rPr>
+              <w:t xml:space="preserve">strategy map</w:t>
             </w:r>
           </w:p>
         </w:tc>
@@ -13174,7 +13594,7 @@
               <w:sz w:val="16"/>
               <w:szCs w:val="16"/>
             </w:rPr>
-            <w:t xml:space="preserve"> of 2</w:t>
+            <w:t xml:space="preserve"> of 3</w:t>
           </w:r>
         </w:p>
       </w:tc>

--- a/CMA_Summaries_B3_Ch18.docx
+++ b/CMA_Summaries_B3_Ch18.docx
@@ -244,7 +244,7 @@
           <w:sz w:val="19"/>
           <w:szCs w:val="19"/>
         </w:rPr>
-        <w:t xml:space="preserve">A </w:t>
+        <w:t xml:space="preserve">A critical success factor (CSF) is something an </w:t>
       </w:r>
       <w:r>
         <w:rPr>
@@ -262,7 +262,7 @@
           <w:sz w:val="19"/>
           <w:szCs w:val="19"/>
         </w:rPr>
-        <w:t xml:space="preserve">           </w:t>
+        <w:t xml:space="preserve">              </w:t>
       </w:r>
       <w:r>
         <w:rPr>
@@ -276,7 +276,14 @@
           <w:sz w:val="19"/>
           <w:szCs w:val="19"/>
         </w:rPr>
-        <w:t xml:space="preserve"> success factor (CSF) is something an </w:t>
+        <w:t xml:space="preserve"> must do well if its strategy is to succeed. </w:t>
+      </w:r>
+      <w:r>
+        <w:rPr>
+          <w:sz w:val="19"/>
+          <w:szCs w:val="19"/>
+        </w:rPr>
+        <w:t xml:space="preserve">A key </w:t>
       </w:r>
       <w:r>
         <w:rPr>
@@ -294,7 +301,7 @@
           <w:sz w:val="19"/>
           <w:szCs w:val="19"/>
         </w:rPr>
-        <w:t xml:space="preserve">              </w:t>
+        <w:t xml:space="preserve">             </w:t>
       </w:r>
       <w:r>
         <w:rPr>
@@ -308,14 +315,14 @@
           <w:sz w:val="19"/>
           <w:szCs w:val="19"/>
         </w:rPr>
-        <w:t xml:space="preserve"> must do well if its strategy is to succeed. </w:t>
-      </w:r>
-      <w:r>
-        <w:rPr>
-          <w:sz w:val="19"/>
-          <w:szCs w:val="19"/>
-        </w:rPr>
-        <w:t xml:space="preserve">A key </w:t>
+        <w:t xml:space="preserve"> indicator (KPI) is the measure that shows how well it is being done. </w:t>
+      </w:r>
+      <w:r>
+        <w:rPr>
+          <w:sz w:val="19"/>
+          <w:szCs w:val="19"/>
+        </w:rPr>
+        <w:t xml:space="preserve">The CSF is the thing; the KPI is the </w:t>
       </w:r>
       <w:r>
         <w:rPr>
@@ -333,7 +340,7 @@
           <w:sz w:val="19"/>
           <w:szCs w:val="19"/>
         </w:rPr>
-        <w:t xml:space="preserve">             </w:t>
+        <w:t xml:space="preserve">           </w:t>
       </w:r>
       <w:r>
         <w:rPr>
@@ -347,7 +354,14 @@
           <w:sz w:val="19"/>
           <w:szCs w:val="19"/>
         </w:rPr>
-        <w:t xml:space="preserve"> indicator (KPI) is the </w:t>
+        <w:t xml:space="preserve">. </w:t>
+      </w:r>
+      <w:r>
+        <w:rPr>
+          <w:sz w:val="19"/>
+          <w:szCs w:val="19"/>
+        </w:rPr>
+        <w:t xml:space="preserve">Every one traces back to an </w:t>
       </w:r>
       <w:r>
         <w:rPr>
@@ -379,14 +393,7 @@
           <w:sz w:val="19"/>
           <w:szCs w:val="19"/>
         </w:rPr>
-        <w:t xml:space="preserve"> that shows how well it is being done. </w:t>
-      </w:r>
-      <w:r>
-        <w:rPr>
-          <w:sz w:val="19"/>
-          <w:szCs w:val="19"/>
-        </w:rPr>
-        <w:t xml:space="preserve">The CSF is the thing; the KPI is the number. </w:t>
+        <w:t xml:space="preserve"> set. </w:t>
       </w:r>
     </w:p>
     <w:tbl>
@@ -444,7 +451,7 @@
                 <w:sz w:val="16"/>
                 <w:szCs w:val="16"/>
               </w:rPr>
-              <w:t xml:space="preserve">performance   ·   matters   ·   measure   ·   organization   ·   critical</w:t>
+              <w:t xml:space="preserve">number   ·   something   ·   objective   ·   performance   ·   organization</w:t>
             </w:r>
           </w:p>
         </w:tc>
@@ -1219,7 +1226,7 @@
                 <w:sz w:val="16"/>
                 <w:szCs w:val="16"/>
               </w:rPr>
-              <w:t xml:space="preserve">without   ·   behind   ·   matters   ·   succeeding</w:t>
+              <w:t xml:space="preserve">because   ·   behind   ·   matters   ·   succeeding</w:t>
             </w:r>
           </w:p>
         </w:tc>
@@ -1744,7 +1751,7 @@
                 <w:sz w:val="16"/>
                 <w:szCs w:val="16"/>
               </w:rPr>
-              <w:t xml:space="preserve">critical</w:t>
+              <w:t xml:space="preserve">organization</w:t>
             </w:r>
           </w:p>
         </w:tc>
@@ -1812,7 +1819,7 @@
                 <w:sz w:val="16"/>
                 <w:szCs w:val="16"/>
               </w:rPr>
-              <w:t xml:space="preserve">organization</w:t>
+              <w:t xml:space="preserve">performance</w:t>
             </w:r>
           </w:p>
         </w:tc>
@@ -1880,7 +1887,7 @@
                 <w:sz w:val="16"/>
                 <w:szCs w:val="16"/>
               </w:rPr>
-              <w:t xml:space="preserve">performance</w:t>
+              <w:t xml:space="preserve">number</w:t>
             </w:r>
           </w:p>
         </w:tc>
@@ -1948,7 +1955,7 @@
                 <w:sz w:val="16"/>
                 <w:szCs w:val="16"/>
               </w:rPr>
-              <w:t xml:space="preserve">measure</w:t>
+              <w:t xml:space="preserve">objective</w:t>
             </w:r>
           </w:p>
         </w:tc>
@@ -2082,7 +2089,7 @@
           <w:sz w:val="15"/>
           <w:szCs w:val="15"/>
         </w:rPr>
-        <w:t xml:space="preserve">A critical success factor (CSF) is something an organization must do well if its strategy is to succeed. A key performance indicator (KPI) is the measure that shows how well it is being done. The CSF is the thing; the KPI is the number.</w:t>
+        <w:t xml:space="preserve">A critical success factor (CSF) is something an organization must do well if its strategy is to succeed. A key performance indicator (KPI) is the measure that shows how well it is being done. The CSF is the thing; the KPI is the number. Every one traces back to an objective set.</w:t>
       </w:r>
     </w:p>
     <w:p>
@@ -2490,7 +2497,7 @@
                 <w:sz w:val="16"/>
                 <w:szCs w:val="16"/>
               </w:rPr>
-              <w:t xml:space="preserve">describe   ·   perspectives   ·   objectives   ·   carries   ·   information   ·   financial   ·   components</w:t>
+              <w:t xml:space="preserve">describe   ·   perspectives   ·   objectives   ·   carries   ·   internal   ·   financial   ·   components</w:t>
             </w:r>
           </w:p>
         </w:tc>
@@ -2538,6 +2545,207 @@
                 <w:szCs w:val="19"/>
               </w:rPr>
               <w:t xml:space="preserve">Worked example: the Orontes scorecard for 2028</w:t>
+            </w:r>
+          </w:p>
+        </w:tc>
+      </w:tr>
+    </w:tbl>
+    <w:p/>
+    <w:p>
+      <w:pPr>
+        <w:spacing w:before="44" w:after="14"/>
+      </w:pPr>
+      <w:r>
+        <w:rPr>
+          <w:b/>
+          <w:bCs/>
+          <w:color w:val="353A7C"/>
+          <w:sz w:val="18"/>
+          <w:szCs w:val="18"/>
+        </w:rPr>
+        <w:t xml:space="preserve">Summary 2</w:t>
+      </w:r>
+      <w:r>
+        <w:rPr>
+          <w:color w:val="6B7280"/>
+          <w:sz w:val="16"/>
+          <w:szCs w:val="16"/>
+        </w:rPr>
+        <w:t xml:space="preserve">      gaps 7–9</w:t>
+      </w:r>
+    </w:p>
+    <w:p>
+      <w:pPr>
+        <w:spacing w:before="20" w:after="20" w:line="360" w:lineRule="auto"/>
+        <w:ind w:left="200"/>
+      </w:pPr>
+      <w:r>
+        <w:rPr>
+          <w:sz w:val="19"/>
+          <w:szCs w:val="19"/>
+        </w:rPr>
+        <w:t xml:space="preserve">The </w:t>
+      </w:r>
+      <w:r>
+        <w:rPr>
+          <w:b/>
+          <w:bCs/>
+          <w:color w:val="8186EF"/>
+          <w:sz w:val="15"/>
+          <w:szCs w:val="15"/>
+        </w:rPr>
+        <w:t xml:space="preserve"> (7) </w:t>
+      </w:r>
+      <w:r>
+        <w:rPr>
+          <w:u w:val="single"/>
+          <w:sz w:val="19"/>
+          <w:szCs w:val="19"/>
+        </w:rPr>
+        <w:t xml:space="preserve">           </w:t>
+      </w:r>
+      <w:r>
+        <w:rPr>
+          <w:sz w:val="19"/>
+          <w:szCs w:val="19"/>
+        </w:rPr>
+        <w:t xml:space="preserve"> </w:t>
+      </w:r>
+      <w:r>
+        <w:rPr>
+          <w:sz w:val="19"/>
+          <w:szCs w:val="19"/>
+        </w:rPr>
+        <w:t xml:space="preserve"> perspective holds the return and growth measures, and the customer perspective covers exports, delivery and </w:t>
+      </w:r>
+      <w:r>
+        <w:rPr>
+          <w:b/>
+          <w:bCs/>
+          <w:color w:val="8186EF"/>
+          <w:sz w:val="15"/>
+          <w:szCs w:val="15"/>
+        </w:rPr>
+        <w:t xml:space="preserve"> (8) </w:t>
+      </w:r>
+      <w:r>
+        <w:rPr>
+          <w:u w:val="single"/>
+          <w:sz w:val="19"/>
+          <w:szCs w:val="19"/>
+        </w:rPr>
+        <w:t xml:space="preserve">            </w:t>
+      </w:r>
+      <w:r>
+        <w:rPr>
+          <w:sz w:val="19"/>
+          <w:szCs w:val="19"/>
+        </w:rPr>
+        <w:t xml:space="preserve"> </w:t>
+      </w:r>
+      <w:r>
+        <w:rPr>
+          <w:sz w:val="19"/>
+          <w:szCs w:val="19"/>
+        </w:rPr>
+        <w:t xml:space="preserve">. </w:t>
+      </w:r>
+      <w:r>
+        <w:rPr>
+          <w:sz w:val="19"/>
+          <w:szCs w:val="19"/>
+        </w:rPr>
+        <w:t xml:space="preserve">The </w:t>
+      </w:r>
+      <w:r>
+        <w:rPr>
+          <w:b/>
+          <w:bCs/>
+          <w:color w:val="8186EF"/>
+          <w:sz w:val="15"/>
+          <w:szCs w:val="15"/>
+        </w:rPr>
+        <w:t xml:space="preserve"> (9) </w:t>
+      </w:r>
+      <w:r>
+        <w:rPr>
+          <w:u w:val="single"/>
+          <w:sz w:val="19"/>
+          <w:szCs w:val="19"/>
+        </w:rPr>
+        <w:t xml:space="preserve">           </w:t>
+      </w:r>
+      <w:r>
+        <w:rPr>
+          <w:sz w:val="19"/>
+          <w:szCs w:val="19"/>
+        </w:rPr>
+        <w:t xml:space="preserve"> </w:t>
+      </w:r>
+      <w:r>
+        <w:rPr>
+          <w:sz w:val="19"/>
+          <w:szCs w:val="19"/>
+        </w:rPr>
+        <w:t xml:space="preserve"> process perspective covers the plant, and the learning and growth perspective covers people and new products. </w:t>
+      </w:r>
+    </w:p>
+    <w:tbl>
+      <w:tblPr>
+        <w:tblW w:type="pct" w:w="100%"/>
+        <w:tblLayout w:type="fixed"/>
+        <w:tblBorders>
+          <w:top w:val="single" w:color="FBFAF6" w:sz="4"/>
+          <w:left w:val="single" w:color="FBFAF6" w:sz="4"/>
+          <w:bottom w:val="single" w:color="FBFAF6" w:sz="4"/>
+          <w:right w:val="single" w:color="FBFAF6" w:sz="4"/>
+          <w:insideH w:val="single" w:color="FBFAF6" w:sz="4"/>
+          <w:insideV w:val="single" w:color="FBFAF6" w:sz="4"/>
+        </w:tblBorders>
+      </w:tblPr>
+      <w:tblGrid>
+        <w:gridCol w:w="9600"/>
+      </w:tblGrid>
+      <w:tr>
+        <w:tc>
+          <w:tcPr>
+            <w:tcW w:type="pct" w:w="5000"/>
+            <w:shd w:fill="FBFAF6" w:val="clear"/>
+            <w:tcMar>
+              <w:top w:type="dxa" w:w="40"/>
+              <w:left w:type="dxa" w:w="100"/>
+              <w:bottom w:type="dxa" w:w="40"/>
+              <w:right w:type="dxa" w:w="100"/>
+            </w:tcMar>
+          </w:tcPr>
+          <w:p>
+            <w:pPr>
+              <w:spacing w:before="18" w:after="6"/>
+            </w:pPr>
+            <w:r>
+              <w:rPr>
+                <w:b/>
+                <w:bCs/>
+                <w:color w:val="6B7280"/>
+                <w:sz w:val="14"/>
+                <w:szCs w:val="14"/>
+              </w:rPr>
+              <w:t xml:space="preserve">word list</w:t>
+            </w:r>
+          </w:p>
+          <w:p>
+            <w:pPr>
+              <w:spacing w:before="0" w:after="18"/>
+            </w:pPr>
+            <w:r>
+              <w:rPr>
+                <w:b/>
+                <w:bCs/>
+                <w:color w:val="353A7C"/>
+                <w:sz w:val="16"/>
+                <w:szCs w:val="16"/>
+              </w:rPr>
+              <w:t xml:space="preserve">internal   ·   complaints   ·   perspective   ·   financial</w:t>
             </w:r>
           </w:p>
         </w:tc>
@@ -2673,7 +2881,7 @@
                 <w:sz w:val="16"/>
                 <w:szCs w:val="16"/>
               </w:rPr>
-              <w:t xml:space="preserve">Internal process   ·   Learning and growth   ·   Customer</w:t>
+              <w:t xml:space="preserve">customer perspective   ·   Learning and growth   ·   Internal process</w:t>
             </w:r>
           </w:p>
         </w:tc>
@@ -2789,6 +2997,18 @@
     <w:p/>
     <w:p>
       <w:pPr>
+        <w:pageBreakBefore w:val="true"/>
+        <w:spacing w:after="0"/>
+      </w:pPr>
+      <w:r>
+        <w:rPr>
+          <w:sz w:val="2"/>
+        </w:rPr>
+        <w:t xml:space="preserve"> </w:t>
+      </w:r>
+    </w:p>
+    <w:p>
+      <w:pPr>
         <w:spacing w:before="44" w:after="14"/>
       </w:pPr>
       <w:r>
@@ -2799,7 +3019,7 @@
           <w:sz w:val="18"/>
           <w:szCs w:val="18"/>
         </w:rPr>
-        <w:t xml:space="preserve">Summary 2</w:t>
+        <w:t xml:space="preserve">Summary 3</w:t>
       </w:r>
       <w:r>
         <w:rPr>
@@ -2807,7 +3027,7 @@
           <w:sz w:val="16"/>
           <w:szCs w:val="16"/>
         </w:rPr>
-        <w:t xml:space="preserve">      gaps 9–13</w:t>
+        <w:t xml:space="preserve">      gaps 12–16</w:t>
       </w:r>
     </w:p>
     <w:p>
@@ -2830,7 +3050,7 @@
           <w:sz w:val="15"/>
           <w:szCs w:val="15"/>
         </w:rPr>
-        <w:t xml:space="preserve"> (9) </w:t>
+        <w:t xml:space="preserve"> (12) </w:t>
       </w:r>
       <w:r>
         <w:rPr>
@@ -2862,7 +3082,7 @@
           <w:sz w:val="15"/>
           <w:szCs w:val="15"/>
         </w:rPr>
-        <w:t xml:space="preserve"> (10) </w:t>
+        <w:t xml:space="preserve"> (13) </w:t>
       </w:r>
       <w:r>
         <w:rPr>
@@ -2901,7 +3121,7 @@
           <w:sz w:val="15"/>
           <w:szCs w:val="15"/>
         </w:rPr>
-        <w:t xml:space="preserve"> (11) </w:t>
+        <w:t xml:space="preserve"> (14) </w:t>
       </w:r>
       <w:r>
         <w:rPr>
@@ -2933,7 +3153,7 @@
           <w:sz w:val="15"/>
           <w:szCs w:val="15"/>
         </w:rPr>
-        <w:t xml:space="preserve"> (12) </w:t>
+        <w:t xml:space="preserve"> (15) </w:t>
       </w:r>
       <w:r>
         <w:rPr>
@@ -2972,7 +3192,7 @@
           <w:sz w:val="15"/>
           <w:szCs w:val="15"/>
         </w:rPr>
-        <w:t xml:space="preserve"> (13) </w:t>
+        <w:t xml:space="preserve"> (16) </w:t>
       </w:r>
       <w:r>
         <w:rPr>
@@ -3059,25 +3279,13 @@
                 <w:sz w:val="16"/>
                 <w:szCs w:val="16"/>
               </w:rPr>
-              <w:t xml:space="preserve">profit   ·   perspective   ·   actions   ·   produced   ·   balanced   ·   information</w:t>
+              <w:t xml:space="preserve">profit   ·   produced   ·   information   ·   planned   ·   perspective   ·   balanced</w:t>
             </w:r>
           </w:p>
         </w:tc>
       </w:tr>
     </w:tbl>
     <w:p/>
-    <w:p>
-      <w:pPr>
-        <w:pageBreakBefore w:val="true"/>
-        <w:spacing w:after="0"/>
-      </w:pPr>
-      <w:r>
-        <w:rPr>
-          <w:sz w:val="2"/>
-        </w:rPr>
-        <w:t xml:space="preserve"> </w:t>
-      </w:r>
-    </w:p>
     <w:p>
       <w:pPr>
         <w:spacing w:before="44" w:after="10"/>
@@ -3694,14 +3902,14 @@
                 <w:sz w:val="16"/>
                 <w:szCs w:val="16"/>
               </w:rPr>
-              <w:t xml:space="preserve">9  </w:t>
-            </w:r>
-            <w:r>
-              <w:rPr>
-                <w:sz w:val="16"/>
-                <w:szCs w:val="16"/>
-              </w:rPr>
-              <w:t xml:space="preserve">profit</w:t>
+              <w:t xml:space="preserve">10  </w:t>
+            </w:r>
+            <w:r>
+              <w:rPr>
+                <w:sz w:val="16"/>
+                <w:szCs w:val="16"/>
+              </w:rPr>
+              <w:t xml:space="preserve">Internal process</w:t>
             </w:r>
           </w:p>
         </w:tc>
@@ -3762,14 +3970,14 @@
                 <w:sz w:val="16"/>
                 <w:szCs w:val="16"/>
               </w:rPr>
-              <w:t xml:space="preserve">10  </w:t>
-            </w:r>
-            <w:r>
-              <w:rPr>
-                <w:sz w:val="16"/>
-                <w:szCs w:val="16"/>
-              </w:rPr>
-              <w:t xml:space="preserve">balanced</w:t>
+              <w:t xml:space="preserve">11  </w:t>
+            </w:r>
+            <w:r>
+              <w:rPr>
+                <w:sz w:val="16"/>
+                <w:szCs w:val="16"/>
+              </w:rPr>
+              <w:t xml:space="preserve">Learning and growth</w:t>
             </w:r>
           </w:p>
         </w:tc>
@@ -3830,14 +4038,14 @@
                 <w:sz w:val="16"/>
                 <w:szCs w:val="16"/>
               </w:rPr>
-              <w:t xml:space="preserve">11  </w:t>
-            </w:r>
-            <w:r>
-              <w:rPr>
-                <w:sz w:val="16"/>
-                <w:szCs w:val="16"/>
-              </w:rPr>
-              <w:t xml:space="preserve">perspective</w:t>
+              <w:t xml:space="preserve">12  </w:t>
+            </w:r>
+            <w:r>
+              <w:rPr>
+                <w:sz w:val="16"/>
+                <w:szCs w:val="16"/>
+              </w:rPr>
+              <w:t xml:space="preserve">profit</w:t>
             </w:r>
           </w:p>
         </w:tc>
@@ -3898,14 +4106,14 @@
                 <w:sz w:val="16"/>
                 <w:szCs w:val="16"/>
               </w:rPr>
-              <w:t xml:space="preserve">12  </w:t>
-            </w:r>
-            <w:r>
-              <w:rPr>
-                <w:sz w:val="16"/>
-                <w:szCs w:val="16"/>
-              </w:rPr>
-              <w:t xml:space="preserve">information</w:t>
+              <w:t xml:space="preserve">13  </w:t>
+            </w:r>
+            <w:r>
+              <w:rPr>
+                <w:sz w:val="16"/>
+                <w:szCs w:val="16"/>
+              </w:rPr>
+              <w:t xml:space="preserve">balanced</w:t>
             </w:r>
           </w:p>
         </w:tc>
@@ -3966,14 +4174,14 @@
                 <w:sz w:val="16"/>
                 <w:szCs w:val="16"/>
               </w:rPr>
-              <w:t xml:space="preserve">13  </w:t>
-            </w:r>
-            <w:r>
-              <w:rPr>
-                <w:sz w:val="16"/>
-                <w:szCs w:val="16"/>
-              </w:rPr>
-              <w:t xml:space="preserve">produced</w:t>
+              <w:t xml:space="preserve">14  </w:t>
+            </w:r>
+            <w:r>
+              <w:rPr>
+                <w:sz w:val="16"/>
+                <w:szCs w:val="16"/>
+              </w:rPr>
+              <w:t xml:space="preserve">perspective</w:t>
             </w:r>
           </w:p>
         </w:tc>
@@ -4034,14 +4242,14 @@
                 <w:sz w:val="16"/>
                 <w:szCs w:val="16"/>
               </w:rPr>
-              <w:t xml:space="preserve">14  </w:t>
-            </w:r>
-            <w:r>
-              <w:rPr>
-                <w:sz w:val="16"/>
-                <w:szCs w:val="16"/>
-              </w:rPr>
-              <w:t xml:space="preserve">customer perspective</w:t>
+              <w:t xml:space="preserve">15  </w:t>
+            </w:r>
+            <w:r>
+              <w:rPr>
+                <w:sz w:val="16"/>
+                <w:szCs w:val="16"/>
+              </w:rPr>
+              <w:t xml:space="preserve">information</w:t>
             </w:r>
           </w:p>
         </w:tc>
@@ -4076,7 +4284,7 @@
                 <w:sz w:val="16"/>
                 <w:szCs w:val="16"/>
               </w:rPr>
-              <w:t xml:space="preserve">Customer</w:t>
+              <w:t xml:space="preserve">financial</w:t>
             </w:r>
           </w:p>
         </w:tc>
@@ -4102,14 +4310,14 @@
                 <w:sz w:val="16"/>
                 <w:szCs w:val="16"/>
               </w:rPr>
-              <w:t xml:space="preserve">15  </w:t>
-            </w:r>
-            <w:r>
-              <w:rPr>
-                <w:sz w:val="16"/>
-                <w:szCs w:val="16"/>
-              </w:rPr>
-              <w:t xml:space="preserve">learning and growth perspective</w:t>
+              <w:t xml:space="preserve">16  </w:t>
+            </w:r>
+            <w:r>
+              <w:rPr>
+                <w:sz w:val="16"/>
+                <w:szCs w:val="16"/>
+              </w:rPr>
+              <w:t xml:space="preserve">produced</w:t>
             </w:r>
           </w:p>
         </w:tc>
@@ -4144,7 +4352,7 @@
                 <w:sz w:val="16"/>
                 <w:szCs w:val="16"/>
               </w:rPr>
-              <w:t xml:space="preserve">Learning and growth</w:t>
+              <w:t xml:space="preserve">complaints</w:t>
             </w:r>
           </w:p>
         </w:tc>
@@ -4160,14 +4368,92 @@
           </w:tcPr>
           <w:p>
             <w:pPr>
-              <w:spacing w:before="24" w:after="24"/>
-            </w:pPr>
-            <w:r>
-              <w:rPr>
-                <w:sz w:val="16"/>
-                <w:szCs w:val="16"/>
-              </w:rPr>
-              <w:t xml:space="preserve"/>
+              <w:spacing w:before="12" w:after="12"/>
+            </w:pPr>
+            <w:r>
+              <w:rPr>
+                <w:b/>
+                <w:bCs/>
+                <w:color w:val="8186EF"/>
+                <w:sz w:val="16"/>
+                <w:szCs w:val="16"/>
+              </w:rPr>
+              <w:t xml:space="preserve">17  </w:t>
+            </w:r>
+            <w:r>
+              <w:rPr>
+                <w:sz w:val="16"/>
+                <w:szCs w:val="16"/>
+              </w:rPr>
+              <w:t xml:space="preserve">customer perspective</w:t>
+            </w:r>
+          </w:p>
+        </w:tc>
+      </w:tr>
+      <w:tr>
+        <w:tc>
+          <w:tcPr>
+            <w:tcW w:type="pct" w:w="2500"/>
+            <w:tcMar>
+              <w:top w:type="dxa" w:w="20"/>
+              <w:left w:type="dxa" w:w="80"/>
+              <w:bottom w:type="dxa" w:w="20"/>
+              <w:right w:type="dxa" w:w="80"/>
+            </w:tcMar>
+          </w:tcPr>
+          <w:p>
+            <w:pPr>
+              <w:spacing w:before="12" w:after="12"/>
+            </w:pPr>
+            <w:r>
+              <w:rPr>
+                <w:b/>
+                <w:bCs/>
+                <w:color w:val="8186EF"/>
+                <w:sz w:val="16"/>
+                <w:szCs w:val="16"/>
+              </w:rPr>
+              <w:t xml:space="preserve">9  </w:t>
+            </w:r>
+            <w:r>
+              <w:rPr>
+                <w:sz w:val="16"/>
+                <w:szCs w:val="16"/>
+              </w:rPr>
+              <w:t xml:space="preserve">internal</w:t>
+            </w:r>
+          </w:p>
+        </w:tc>
+        <w:tc>
+          <w:tcPr>
+            <w:tcW w:type="pct" w:w="2500"/>
+            <w:tcMar>
+              <w:top w:type="dxa" w:w="20"/>
+              <w:left w:type="dxa" w:w="80"/>
+              <w:bottom w:type="dxa" w:w="20"/>
+              <w:right w:type="dxa" w:w="80"/>
+            </w:tcMar>
+          </w:tcPr>
+          <w:p>
+            <w:pPr>
+              <w:spacing w:before="12" w:after="12"/>
+            </w:pPr>
+            <w:r>
+              <w:rPr>
+                <w:b/>
+                <w:bCs/>
+                <w:color w:val="8186EF"/>
+                <w:sz w:val="16"/>
+                <w:szCs w:val="16"/>
+              </w:rPr>
+              <w:t xml:space="preserve">18  </w:t>
+            </w:r>
+            <w:r>
+              <w:rPr>
+                <w:sz w:val="16"/>
+                <w:szCs w:val="16"/>
+              </w:rPr>
+              <w:t xml:space="preserve">learning and growth perspective</w:t>
             </w:r>
           </w:p>
         </w:tc>
@@ -4227,6 +4513,30 @@
           <w:szCs w:val="15"/>
         </w:rPr>
         <w:t xml:space="preserve">Summary 2   </w:t>
+      </w:r>
+      <w:r>
+        <w:rPr>
+          <w:color w:val="6B7280"/>
+          <w:sz w:val="15"/>
+          <w:szCs w:val="15"/>
+        </w:rPr>
+        <w:t xml:space="preserve">The financial perspective holds the return and growth measures, and the customer perspective covers exports, delivery and complaints. The internal process perspective covers the plant, and the learning and growth perspective covers people and new products.</w:t>
+      </w:r>
+    </w:p>
+    <w:p>
+      <w:pPr>
+        <w:spacing w:before="20" w:after="20"/>
+        <w:ind w:left="240" w:hanging="240"/>
+      </w:pPr>
+      <w:r>
+        <w:rPr>
+          <w:b/>
+          <w:bCs/>
+          <w:color w:val="353A7C"/>
+          <w:sz w:val="15"/>
+          <w:szCs w:val="15"/>
+        </w:rPr>
+        <w:t xml:space="preserve">Summary 3   </w:t>
       </w:r>
       <w:r>
         <w:rPr>
@@ -5874,7 +6184,7 @@
           <w:sz w:val="16"/>
           <w:szCs w:val="16"/>
         </w:rPr>
-        <w:t xml:space="preserve">      gaps 1–7</w:t>
+        <w:t xml:space="preserve">      gaps 1–8</w:t>
       </w:r>
     </w:p>
     <w:p>
@@ -6029,7 +6339,7 @@
           <w:sz w:val="19"/>
           <w:szCs w:val="19"/>
         </w:rPr>
-        <w:t xml:space="preserve">The map </w:t>
+        <w:t xml:space="preserve">This is the chain the </w:t>
       </w:r>
       <w:r>
         <w:rPr>
@@ -6061,7 +6371,7 @@
           <w:sz w:val="19"/>
           <w:szCs w:val="19"/>
         </w:rPr>
-        <w:t xml:space="preserve"> why leading </w:t>
+        <w:t xml:space="preserve">: the long changeover that raised costs also delayed </w:t>
       </w:r>
       <w:r>
         <w:rPr>
@@ -6093,14 +6403,14 @@
           <w:sz w:val="19"/>
           <w:szCs w:val="19"/>
         </w:rPr>
-        <w:t xml:space="preserve"> matter. </w:t>
-      </w:r>
-      <w:r>
-        <w:rPr>
-          <w:sz w:val="19"/>
-          <w:szCs w:val="19"/>
-        </w:rPr>
-        <w:t xml:space="preserve">Training hours and </w:t>
+        <w:t xml:space="preserve">. </w:t>
+      </w:r>
+      <w:r>
+        <w:rPr>
+          <w:sz w:val="19"/>
+          <w:szCs w:val="19"/>
+        </w:rPr>
+        <w:t xml:space="preserve">The map </w:t>
       </w:r>
       <w:r>
         <w:rPr>
@@ -6118,6 +6428,38 @@
           <w:sz w:val="19"/>
           <w:szCs w:val="19"/>
         </w:rPr>
+        <w:t xml:space="preserve">           </w:t>
+      </w:r>
+      <w:r>
+        <w:rPr>
+          <w:sz w:val="19"/>
+          <w:szCs w:val="19"/>
+        </w:rPr>
+        <w:t xml:space="preserve"> </w:t>
+      </w:r>
+      <w:r>
+        <w:rPr>
+          <w:sz w:val="19"/>
+          <w:szCs w:val="19"/>
+        </w:rPr>
+        <w:t xml:space="preserve"> why leading </w:t>
+      </w:r>
+      <w:r>
+        <w:rPr>
+          <w:b/>
+          <w:bCs/>
+          <w:color w:val="8186EF"/>
+          <w:sz w:val="15"/>
+          <w:szCs w:val="15"/>
+        </w:rPr>
+        <w:t xml:space="preserve"> (8) </w:t>
+      </w:r>
+      <w:r>
+        <w:rPr>
+          <w:u w:val="single"/>
+          <w:sz w:val="19"/>
+          <w:szCs w:val="19"/>
+        </w:rPr>
         <w:t xml:space="preserve">            </w:t>
       </w:r>
       <w:r>
@@ -6132,7 +6474,14 @@
           <w:sz w:val="19"/>
           <w:szCs w:val="19"/>
         </w:rPr>
-        <w:t xml:space="preserve"> time move before the financial result does, so they give warning while there is still time to act. </w:t>
+        <w:t xml:space="preserve"> matter. </w:t>
+      </w:r>
+      <w:r>
+        <w:rPr>
+          <w:sz w:val="19"/>
+          <w:szCs w:val="19"/>
+        </w:rPr>
+        <w:t xml:space="preserve">Training hours and changeover time move before the financial result does, so they give warning while there is still time to act. </w:t>
       </w:r>
       <w:r>
         <w:rPr>
@@ -6197,7 +6546,7 @@
                 <w:sz w:val="16"/>
                 <w:szCs w:val="16"/>
               </w:rPr>
-              <w:t xml:space="preserve">satisfied   ·   improves   ·   changeover   ·   indicators   ·   perspectives   ·   cause-and-effect   ·   explains   ·   objectives</w:t>
+              <w:t xml:space="preserve">improves   ·   variances   ·   explains   ·   satisfied   ·   reports   ·   perspectives   ·   deliveries   ·   cause-and-effect   ·   indicators</w:t>
             </w:r>
           </w:p>
         </w:tc>
@@ -6725,7 +7074,7 @@
                 <w:sz w:val="16"/>
                 <w:szCs w:val="16"/>
               </w:rPr>
-              <w:t xml:space="preserve">indicators</w:t>
+              <w:t xml:space="preserve">deliveries</w:t>
             </w:r>
           </w:p>
         </w:tc>
@@ -6793,7 +7142,7 @@
                 <w:sz w:val="16"/>
                 <w:szCs w:val="16"/>
               </w:rPr>
-              <w:t xml:space="preserve">changeover</w:t>
+              <w:t xml:space="preserve">explains</w:t>
             </w:r>
           </w:p>
         </w:tc>
@@ -6861,7 +7210,7 @@
                 <w:sz w:val="16"/>
                 <w:szCs w:val="16"/>
               </w:rPr>
-              <w:t xml:space="preserve">strategy map</w:t>
+              <w:t xml:space="preserve">indicators</w:t>
             </w:r>
           </w:p>
         </w:tc>
@@ -6929,7 +7278,7 @@
                 <w:sz w:val="16"/>
                 <w:szCs w:val="16"/>
               </w:rPr>
-              <w:t xml:space="preserve">leading indicator</w:t>
+              <w:t xml:space="preserve">strategy map</w:t>
             </w:r>
           </w:p>
         </w:tc>
@@ -6964,7 +7313,7 @@
                 <w:sz w:val="16"/>
                 <w:szCs w:val="16"/>
               </w:rPr>
-              <w:t xml:space="preserve">explains</w:t>
+              <w:t xml:space="preserve">variances</w:t>
             </w:r>
           </w:p>
         </w:tc>
@@ -6980,14 +7329,24 @@
           </w:tcPr>
           <w:p>
             <w:pPr>
-              <w:spacing w:before="24" w:after="24"/>
-            </w:pPr>
-            <w:r>
-              <w:rPr>
-                <w:sz w:val="16"/>
-                <w:szCs w:val="16"/>
-              </w:rPr>
-              <w:t xml:space="preserve"/>
+              <w:spacing w:before="12" w:after="12"/>
+            </w:pPr>
+            <w:r>
+              <w:rPr>
+                <w:b/>
+                <w:bCs/>
+                <w:color w:val="8186EF"/>
+                <w:sz w:val="16"/>
+                <w:szCs w:val="16"/>
+              </w:rPr>
+              <w:t xml:space="preserve">10  </w:t>
+            </w:r>
+            <w:r>
+              <w:rPr>
+                <w:sz w:val="16"/>
+                <w:szCs w:val="16"/>
+              </w:rPr>
+              <w:t xml:space="preserve">leading indicator</w:t>
             </w:r>
           </w:p>
         </w:tc>
@@ -7030,7 +7389,7 @@
           <w:sz w:val="15"/>
           <w:szCs w:val="15"/>
         </w:rPr>
-        <w:t xml:space="preserve">A strategy map draws the cause-and-effect links between the objectives in the four perspectives. It is read upward: investment in people improves processes, better processes satisfy customers, and satisfied customers produce the financial result. The map explains why leading indicators matter. Training hours and changeover time move before the financial result does, so they give warning while there is still time to act. A lagging indicator such as return on investment reports a year that is already over.</w:t>
+        <w:t xml:space="preserve">A strategy map draws the cause-and-effect links between the objectives in the four perspectives. It is read upward: investment in people improves processes, better processes satisfy customers, and satisfied customers produce the financial result. This is the chain the variances: the long changeover that raised costs also delayed deliveries. The map explains why leading indicators matter. Training hours and changeover time move before the financial result does, so they give warning while there is still time to act. A lagging indicator such as return on investment reports a year that is already over.</w:t>
       </w:r>
     </w:p>
     <w:p>

--- a/CMA_Summaries_B3_Ch18.docx
+++ b/CMA_Summaries_B3_Ch18.docx
@@ -5576,6 +5576,142 @@
     <w:p/>
     <w:p>
       <w:pPr>
+        <w:spacing w:before="44" w:after="10"/>
+      </w:pPr>
+      <w:r>
+        <w:rPr>
+          <w:b/>
+          <w:bCs/>
+          <w:color w:val="353A7C"/>
+          <w:sz w:val="18"/>
+          <w:szCs w:val="18"/>
+        </w:rPr>
+        <w:t xml:space="preserve">The words this section uses</w:t>
+      </w:r>
+    </w:p>
+    <w:p>
+      <w:pPr>
+        <w:spacing w:before="0" w:after="12"/>
+      </w:pPr>
+      <w:r>
+        <w:rPr>
+          <w:color w:val="6B7280"/>
+          <w:sz w:val="15"/>
+          <w:szCs w:val="15"/>
+        </w:rPr>
+        <w:t xml:space="preserve">Each term sits against what it means.</w:t>
+      </w:r>
+    </w:p>
+    <w:p>
+      <w:pPr>
+        <w:spacing w:after="40" w:before="90"/>
+        <w:jc w:val="center"/>
+      </w:pPr>
+      <w:r>
+        <w:drawing>
+          <wp:inline distT="0" distB="0" distL="0" distR="0">
+            <wp:extent cx="5734050" cy="3116000"/>
+            <wp:effectExtent t="0" r="0" b="0" l="0"/>
+            <wp:docPr id="1" name="" descr="" title=""/>
+            <wp:cNvGraphicFramePr>
+              <a:graphicFrameLocks xmlns:a="http://schemas.openxmlformats.org/drawingml/2006/main" noChangeAspect="1"/>
+            </wp:cNvGraphicFramePr>
+            <a:graphic xmlns:a="http://schemas.openxmlformats.org/drawingml/2006/main">
+              <a:graphicData uri="http://schemas.openxmlformats.org/drawingml/2006/picture">
+                <pic:pic xmlns:pic="http://schemas.openxmlformats.org/drawingml/2006/picture">
+                  <pic:nvPicPr>
+                    <pic:cNvPr id="0" name="" descr=""/>
+                    <pic:cNvPicPr>
+                      <a:picLocks noChangeAspect="1" noChangeArrowheads="1"/>
+                    </pic:cNvPicPr>
+                  </pic:nvPicPr>
+                  <pic:blipFill>
+                    <a:blip r:embed="rId104" cstate="none"/>
+                    <a:srcRect/>
+                    <a:stretch>
+                      <a:fillRect/>
+                    </a:stretch>
+                  </pic:blipFill>
+                  <pic:spPr bwMode="auto">
+                    <a:xfrm>
+                      <a:off x="0" y="0"/>
+                      <a:ext cx="5734050" cy="3116000"/>
+                    </a:xfrm>
+                    <a:prstGeom prst="rect">
+                      <a:avLst/>
+                    </a:prstGeom>
+                  </pic:spPr>
+                </pic:pic>
+              </a:graphicData>
+            </a:graphic>
+          </wp:inline>
+        </w:drawing>
+      </w:r>
+    </w:p>
+    <w:tbl>
+      <w:tblPr>
+        <w:tblW w:type="pct" w:w="100%"/>
+        <w:tblLayout w:type="fixed"/>
+        <w:tblBorders>
+          <w:top w:val="single" w:color="FBFAF6" w:sz="4"/>
+          <w:left w:val="single" w:color="FBFAF6" w:sz="4"/>
+          <w:bottom w:val="single" w:color="FBFAF6" w:sz="4"/>
+          <w:right w:val="single" w:color="FBFAF6" w:sz="4"/>
+          <w:insideH w:val="single" w:color="FBFAF6" w:sz="4"/>
+          <w:insideV w:val="single" w:color="FBFAF6" w:sz="4"/>
+        </w:tblBorders>
+      </w:tblPr>
+      <w:tblGrid>
+        <w:gridCol w:w="9600"/>
+      </w:tblGrid>
+      <w:tr>
+        <w:tc>
+          <w:tcPr>
+            <w:tcW w:type="pct" w:w="5000"/>
+            <w:shd w:fill="FBFAF6" w:val="clear"/>
+            <w:tcMar>
+              <w:top w:type="dxa" w:w="40"/>
+              <w:left w:type="dxa" w:w="100"/>
+              <w:bottom w:type="dxa" w:w="40"/>
+              <w:right w:type="dxa" w:w="100"/>
+            </w:tcMar>
+          </w:tcPr>
+          <w:p>
+            <w:pPr>
+              <w:spacing w:before="18" w:after="6"/>
+            </w:pPr>
+            <w:r>
+              <w:rPr>
+                <w:b/>
+                <w:bCs/>
+                <w:color w:val="6B7280"/>
+                <w:sz w:val="14"/>
+                <w:szCs w:val="14"/>
+              </w:rPr>
+              <w:t xml:space="preserve">word list</w:t>
+            </w:r>
+          </w:p>
+          <w:p>
+            <w:pPr>
+              <w:spacing w:before="0" w:after="18"/>
+            </w:pPr>
+            <w:r>
+              <w:rPr>
+                <w:b/>
+                <w:bCs/>
+                <w:color w:val="353A7C"/>
+                <w:sz w:val="16"/>
+                <w:szCs w:val="16"/>
+              </w:rPr>
+              <w:t xml:space="preserve">Balanced   ·   Owned   ·   Reviewed   ·   lagging indicator</w:t>
+            </w:r>
+          </w:p>
+        </w:tc>
+      </w:tr>
+    </w:tbl>
+    <w:p/>
+    <w:p>
+      <w:pPr>
         <w:sectPr>
           <w:headerReference w:type="default" r:id="rIdHdr5"/>
           <w:pgSz w:w="11906" w:h="16838" w:orient="portrait"/>
@@ -5697,14 +5833,14 @@
                 <w:sz w:val="16"/>
                 <w:szCs w:val="16"/>
               </w:rPr>
-              <w:t xml:space="preserve">7  </w:t>
-            </w:r>
-            <w:r>
-              <w:rPr>
-                <w:sz w:val="16"/>
-                <w:szCs w:val="16"/>
-              </w:rPr>
-              <w:t xml:space="preserve">measures</w:t>
+              <w:t xml:space="preserve">8  </w:t>
+            </w:r>
+            <w:r>
+              <w:rPr>
+                <w:sz w:val="16"/>
+                <w:szCs w:val="16"/>
+              </w:rPr>
+              <w:t xml:space="preserve">managers</w:t>
             </w:r>
           </w:p>
         </w:tc>
@@ -5765,14 +5901,14 @@
                 <w:sz w:val="16"/>
                 <w:szCs w:val="16"/>
               </w:rPr>
-              <w:t xml:space="preserve">8  </w:t>
-            </w:r>
-            <w:r>
-              <w:rPr>
-                <w:sz w:val="16"/>
-                <w:szCs w:val="16"/>
-              </w:rPr>
-              <w:t xml:space="preserve">managers</w:t>
+              <w:t xml:space="preserve">9  </w:t>
+            </w:r>
+            <w:r>
+              <w:rPr>
+                <w:sz w:val="16"/>
+                <w:szCs w:val="16"/>
+              </w:rPr>
+              <w:t xml:space="preserve">whichever</w:t>
             </w:r>
           </w:p>
         </w:tc>
@@ -5833,14 +5969,14 @@
                 <w:sz w:val="16"/>
                 <w:szCs w:val="16"/>
               </w:rPr>
-              <w:t xml:space="preserve">9  </w:t>
-            </w:r>
-            <w:r>
-              <w:rPr>
-                <w:sz w:val="16"/>
-                <w:szCs w:val="16"/>
-              </w:rPr>
-              <w:t xml:space="preserve">whichever</w:t>
+              <w:t xml:space="preserve">10  </w:t>
+            </w:r>
+            <w:r>
+              <w:rPr>
+                <w:sz w:val="16"/>
+                <w:szCs w:val="16"/>
+              </w:rPr>
+              <w:t xml:space="preserve">second</w:t>
             </w:r>
           </w:p>
         </w:tc>
@@ -5901,14 +6037,14 @@
                 <w:sz w:val="16"/>
                 <w:szCs w:val="16"/>
               </w:rPr>
-              <w:t xml:space="preserve">10  </w:t>
-            </w:r>
-            <w:r>
-              <w:rPr>
-                <w:sz w:val="16"/>
-                <w:szCs w:val="16"/>
-              </w:rPr>
-              <w:t xml:space="preserve">second</w:t>
+              <w:t xml:space="preserve">11  </w:t>
+            </w:r>
+            <w:r>
+              <w:rPr>
+                <w:sz w:val="16"/>
+                <w:szCs w:val="16"/>
+              </w:rPr>
+              <w:t xml:space="preserve">nobody</w:t>
             </w:r>
           </w:p>
         </w:tc>
@@ -5969,14 +6105,14 @@
                 <w:sz w:val="16"/>
                 <w:szCs w:val="16"/>
               </w:rPr>
-              <w:t xml:space="preserve">11  </w:t>
-            </w:r>
-            <w:r>
-              <w:rPr>
-                <w:sz w:val="16"/>
-                <w:szCs w:val="16"/>
-              </w:rPr>
-              <w:t xml:space="preserve">nobody</w:t>
+              <w:t xml:space="preserve">12  </w:t>
+            </w:r>
+            <w:r>
+              <w:rPr>
+                <w:sz w:val="16"/>
+                <w:szCs w:val="16"/>
+              </w:rPr>
+              <w:t xml:space="preserve">Balanced</w:t>
             </w:r>
           </w:p>
         </w:tc>
@@ -6027,14 +6163,92 @@
           </w:tcPr>
           <w:p>
             <w:pPr>
-              <w:spacing w:before="24" w:after="24"/>
-            </w:pPr>
-            <w:r>
-              <w:rPr>
-                <w:sz w:val="16"/>
-                <w:szCs w:val="16"/>
-              </w:rPr>
-              <w:t xml:space="preserve"/>
+              <w:spacing w:before="12" w:after="12"/>
+            </w:pPr>
+            <w:r>
+              <w:rPr>
+                <w:b/>
+                <w:bCs/>
+                <w:color w:val="8186EF"/>
+                <w:sz w:val="16"/>
+                <w:szCs w:val="16"/>
+              </w:rPr>
+              <w:t xml:space="preserve">13  </w:t>
+            </w:r>
+            <w:r>
+              <w:rPr>
+                <w:sz w:val="16"/>
+                <w:szCs w:val="16"/>
+              </w:rPr>
+              <w:t xml:space="preserve">Owned</w:t>
+            </w:r>
+          </w:p>
+        </w:tc>
+      </w:tr>
+      <w:tr>
+        <w:tc>
+          <w:tcPr>
+            <w:tcW w:type="pct" w:w="2500"/>
+            <w:tcMar>
+              <w:top w:type="dxa" w:w="20"/>
+              <w:left w:type="dxa" w:w="80"/>
+              <w:bottom w:type="dxa" w:w="20"/>
+              <w:right w:type="dxa" w:w="80"/>
+            </w:tcMar>
+          </w:tcPr>
+          <w:p>
+            <w:pPr>
+              <w:spacing w:before="12" w:after="12"/>
+            </w:pPr>
+            <w:r>
+              <w:rPr>
+                <w:b/>
+                <w:bCs/>
+                <w:color w:val="8186EF"/>
+                <w:sz w:val="16"/>
+                <w:szCs w:val="16"/>
+              </w:rPr>
+              <w:t xml:space="preserve">7  </w:t>
+            </w:r>
+            <w:r>
+              <w:rPr>
+                <w:sz w:val="16"/>
+                <w:szCs w:val="16"/>
+              </w:rPr>
+              <w:t xml:space="preserve">measures</w:t>
+            </w:r>
+          </w:p>
+        </w:tc>
+        <w:tc>
+          <w:tcPr>
+            <w:tcW w:type="pct" w:w="2500"/>
+            <w:tcMar>
+              <w:top w:type="dxa" w:w="20"/>
+              <w:left w:type="dxa" w:w="80"/>
+              <w:bottom w:type="dxa" w:w="20"/>
+              <w:right w:type="dxa" w:w="80"/>
+            </w:tcMar>
+          </w:tcPr>
+          <w:p>
+            <w:pPr>
+              <w:spacing w:before="12" w:after="12"/>
+            </w:pPr>
+            <w:r>
+              <w:rPr>
+                <w:b/>
+                <w:bCs/>
+                <w:color w:val="8186EF"/>
+                <w:sz w:val="16"/>
+                <w:szCs w:val="16"/>
+              </w:rPr>
+              <w:t xml:space="preserve">14  </w:t>
+            </w:r>
+            <w:r>
+              <w:rPr>
+                <w:sz w:val="16"/>
+                <w:szCs w:val="16"/>
+              </w:rPr>
+              <w:t xml:space="preserve">Reviewed</w:t>
             </w:r>
           </w:p>
         </w:tc>
@@ -6605,7 +6819,7 @@
                     </pic:cNvPicPr>
                   </pic:nvPicPr>
                   <pic:blipFill>
-                    <a:blip r:embed="rId104" cstate="none"/>
+                    <a:blip r:embed="rId105" cstate="none"/>
                     <a:srcRect/>
                     <a:stretch>
                       <a:fillRect/>
@@ -8431,7 +8645,7 @@
                     </pic:cNvPicPr>
                   </pic:nvPicPr>
                   <pic:blipFill>
-                    <a:blip r:embed="rId105" cstate="none"/>
+                    <a:blip r:embed="rId106" cstate="none"/>
                     <a:srcRect/>
                     <a:stretch>
                       <a:fillRect/>
@@ -12405,7 +12619,7 @@
                     </pic:cNvPicPr>
                   </pic:nvPicPr>
                   <pic:blipFill>
-                    <a:blip r:embed="rId106" cstate="none"/>
+                    <a:blip r:embed="rId107" cstate="none"/>
                     <a:srcRect/>
                     <a:stretch>
                       <a:fillRect/>

--- a/CMA_Summaries_B3_Ch18.docx
+++ b/CMA_Summaries_B3_Ch18.docx
@@ -2304,7 +2304,7 @@
           <w:sz w:val="19"/>
           <w:szCs w:val="19"/>
         </w:rPr>
-        <w:t xml:space="preserve">It is balanced because </w:t>
+        <w:t xml:space="preserve">It is balanced because financial results alone </w:t>
       </w:r>
       <w:r>
         <w:rPr>
@@ -2336,7 +2336,7 @@
           <w:sz w:val="19"/>
           <w:szCs w:val="19"/>
         </w:rPr>
-        <w:t xml:space="preserve"> results alone </w:t>
+        <w:t xml:space="preserve"> only what has already </w:t>
       </w:r>
       <w:r>
         <w:rPr>
@@ -2368,7 +2368,7 @@
           <w:sz w:val="19"/>
           <w:szCs w:val="19"/>
         </w:rPr>
-        <w:t xml:space="preserve"> only what has already happened. </w:t>
+        <w:t xml:space="preserve">. </w:t>
       </w:r>
       <w:r>
         <w:rPr>
@@ -2497,7 +2497,7 @@
                 <w:sz w:val="16"/>
                 <w:szCs w:val="16"/>
               </w:rPr>
-              <w:t xml:space="preserve">describe   ·   perspectives   ·   objectives   ·   carries   ·   internal   ·   financial   ·   components</w:t>
+              <w:t xml:space="preserve">happened   ·   perspectives   ·   objectives   ·   carries   ·   learning   ·   describe   ·   components</w:t>
             </w:r>
           </w:p>
         </w:tc>
@@ -2584,7 +2584,7 @@
           <w:sz w:val="19"/>
           <w:szCs w:val="19"/>
         </w:rPr>
-        <w:t xml:space="preserve">The </w:t>
+        <w:t xml:space="preserve">The financial perspective holds the return and growth measures, and the </w:t>
       </w:r>
       <w:r>
         <w:rPr>
@@ -2616,7 +2616,7 @@
           <w:sz w:val="19"/>
           <w:szCs w:val="19"/>
         </w:rPr>
-        <w:t xml:space="preserve"> perspective holds the return and growth measures, and the customer perspective covers exports, delivery and </w:t>
+        <w:t xml:space="preserve"> perspective covers exports, delivery and </w:t>
       </w:r>
       <w:r>
         <w:rPr>
@@ -2745,7 +2745,7 @@
                 <w:sz w:val="16"/>
                 <w:szCs w:val="16"/>
               </w:rPr>
-              <w:t xml:space="preserve">internal   ·   complaints   ·   perspective   ·   financial</w:t>
+              <w:t xml:space="preserve">internal   ·   complaints   ·   perspective   ·   customer</w:t>
             </w:r>
           </w:p>
         </w:tc>
@@ -2777,7 +2777,7 @@
           <w:sz w:val="15"/>
           <w:szCs w:val="15"/>
         </w:rPr>
-        <w:t xml:space="preserve">The bars are drawn to scale.</w:t>
+        <w:t xml:space="preserve">Every item belongs to exactly one group.</w:t>
       </w:r>
     </w:p>
     <w:p>
@@ -2788,7 +2788,7 @@
       <w:r>
         <w:drawing>
           <wp:inline distT="0" distB="0" distL="0" distR="0">
-            <wp:extent cx="5734050" cy="1946550"/>
+            <wp:extent cx="5734050" cy="2255900"/>
             <wp:effectExtent t="0" r="0" b="0" l="0"/>
             <wp:docPr id="1" name="" descr="" title=""/>
             <wp:cNvGraphicFramePr>
@@ -2813,7 +2813,7 @@
                   <pic:spPr bwMode="auto">
                     <a:xfrm>
                       <a:off x="0" y="0"/>
-                      <a:ext cx="5734050" cy="1946550"/>
+                      <a:ext cx="5734050" cy="2255900"/>
                     </a:xfrm>
                     <a:prstGeom prst="rect">
                       <a:avLst/>
@@ -2881,7 +2881,7 @@
                 <w:sz w:val="16"/>
                 <w:szCs w:val="16"/>
               </w:rPr>
-              <w:t xml:space="preserve">customer perspective   ·   Learning and growth   ·   Internal process</w:t>
+              <w:t xml:space="preserve">strategy map   ·   Internal process   ·   Learning and growth</w:t>
             </w:r>
           </w:p>
         </w:tc>
@@ -3072,7 +3072,14 @@
           <w:sz w:val="19"/>
           <w:szCs w:val="19"/>
         </w:rPr>
-        <w:t xml:space="preserve">, margin, return and growth on it is not </w:t>
+        <w:t xml:space="preserve">, margin, return and growth on it is not balanced; it measures the same thing four ways. </w:t>
+      </w:r>
+      <w:r>
+        <w:rPr>
+          <w:sz w:val="19"/>
+          <w:szCs w:val="19"/>
+        </w:rPr>
+        <w:t xml:space="preserve">Each perspective must bring </w:t>
       </w:r>
       <w:r>
         <w:rPr>
@@ -3090,7 +3097,7 @@
           <w:sz w:val="19"/>
           <w:szCs w:val="19"/>
         </w:rPr>
-        <w:t xml:space="preserve">           </w:t>
+        <w:t xml:space="preserve">             </w:t>
       </w:r>
       <w:r>
         <w:rPr>
@@ -3104,14 +3111,14 @@
           <w:sz w:val="19"/>
           <w:szCs w:val="19"/>
         </w:rPr>
-        <w:t xml:space="preserve">; it measures the same thing four ways. </w:t>
-      </w:r>
-      <w:r>
-        <w:rPr>
-          <w:sz w:val="19"/>
-          <w:szCs w:val="19"/>
-        </w:rPr>
-        <w:t xml:space="preserve">Each </w:t>
+        <w:t xml:space="preserve"> the others do not. </w:t>
+      </w:r>
+      <w:r>
+        <w:rPr>
+          <w:sz w:val="19"/>
+          <w:szCs w:val="19"/>
+        </w:rPr>
+        <w:t xml:space="preserve">The scorecard is not a report </w:t>
       </w:r>
       <w:r>
         <w:rPr>
@@ -3129,7 +3136,7 @@
           <w:sz w:val="19"/>
           <w:szCs w:val="19"/>
         </w:rPr>
-        <w:t xml:space="preserve">             </w:t>
+        <w:t xml:space="preserve">           </w:t>
       </w:r>
       <w:r>
         <w:rPr>
@@ -3143,7 +3150,14 @@
           <w:sz w:val="19"/>
           <w:szCs w:val="19"/>
         </w:rPr>
-        <w:t xml:space="preserve"> must bring </w:t>
+        <w:t xml:space="preserve"> after the year. </w:t>
+      </w:r>
+      <w:r>
+        <w:rPr>
+          <w:sz w:val="19"/>
+          <w:szCs w:val="19"/>
+        </w:rPr>
+        <w:t xml:space="preserve">It is </w:t>
       </w:r>
       <w:r>
         <w:rPr>
@@ -3161,7 +3175,7 @@
           <w:sz w:val="19"/>
           <w:szCs w:val="19"/>
         </w:rPr>
-        <w:t xml:space="preserve">             </w:t>
+        <w:t xml:space="preserve">           </w:t>
       </w:r>
       <w:r>
         <w:rPr>
@@ -3175,14 +3189,7 @@
           <w:sz w:val="19"/>
           <w:szCs w:val="19"/>
         </w:rPr>
-        <w:t xml:space="preserve"> the others do not. </w:t>
-      </w:r>
-      <w:r>
-        <w:rPr>
-          <w:sz w:val="19"/>
-          <w:szCs w:val="19"/>
-        </w:rPr>
-        <w:t xml:space="preserve">The scorecard is not a report </w:t>
+        <w:t xml:space="preserve"> with the plan, </w:t>
       </w:r>
       <w:r>
         <w:rPr>
@@ -3214,14 +3221,7 @@
           <w:sz w:val="19"/>
           <w:szCs w:val="19"/>
         </w:rPr>
-        <w:t xml:space="preserve"> after the year. </w:t>
-      </w:r>
-      <w:r>
-        <w:rPr>
-          <w:sz w:val="19"/>
-          <w:szCs w:val="19"/>
-        </w:rPr>
-        <w:t xml:space="preserve">It is agreed with the plan, reviewed during the year, and used to decide what to do next, which is why. </w:t>
+        <w:t xml:space="preserve"> during the year, and used to decide what to do next, which is why. </w:t>
       </w:r>
     </w:p>
     <w:tbl>
@@ -3279,7 +3279,7 @@
                 <w:sz w:val="16"/>
                 <w:szCs w:val="16"/>
               </w:rPr>
-              <w:t xml:space="preserve">profit   ·   produced   ·   information   ·   planned   ·   perspective   ·   balanced</w:t>
+              <w:t xml:space="preserve">profit   ·   reviewed   ·   agreed   ·   measures   ·   produced   ·   information</w:t>
             </w:r>
           </w:p>
         </w:tc>
@@ -3909,7 +3909,7 @@
                 <w:sz w:val="16"/>
                 <w:szCs w:val="16"/>
               </w:rPr>
-              <w:t xml:space="preserve">Internal process</w:t>
+              <w:t xml:space="preserve">Learning and growth</w:t>
             </w:r>
           </w:p>
         </w:tc>
@@ -3977,7 +3977,7 @@
                 <w:sz w:val="16"/>
                 <w:szCs w:val="16"/>
               </w:rPr>
-              <w:t xml:space="preserve">Learning and growth</w:t>
+              <w:t xml:space="preserve">Internal process</w:t>
             </w:r>
           </w:p>
         </w:tc>
@@ -4012,7 +4012,7 @@
                 <w:sz w:val="16"/>
                 <w:szCs w:val="16"/>
               </w:rPr>
-              <w:t xml:space="preserve">financial</w:t>
+              <w:t xml:space="preserve">describe</w:t>
             </w:r>
           </w:p>
         </w:tc>
@@ -4080,7 +4080,7 @@
                 <w:sz w:val="16"/>
                 <w:szCs w:val="16"/>
               </w:rPr>
-              <w:t xml:space="preserve">describe</w:t>
+              <w:t xml:space="preserve">happened</w:t>
             </w:r>
           </w:p>
         </w:tc>
@@ -4113,7 +4113,7 @@
                 <w:sz w:val="16"/>
                 <w:szCs w:val="16"/>
               </w:rPr>
-              <w:t xml:space="preserve">balanced</w:t>
+              <w:t xml:space="preserve">information</w:t>
             </w:r>
           </w:p>
         </w:tc>
@@ -4181,7 +4181,7 @@
                 <w:sz w:val="16"/>
                 <w:szCs w:val="16"/>
               </w:rPr>
-              <w:t xml:space="preserve">perspective</w:t>
+              <w:t xml:space="preserve">produced</w:t>
             </w:r>
           </w:p>
         </w:tc>
@@ -4249,7 +4249,7 @@
                 <w:sz w:val="16"/>
                 <w:szCs w:val="16"/>
               </w:rPr>
-              <w:t xml:space="preserve">information</w:t>
+              <w:t xml:space="preserve">agreed</w:t>
             </w:r>
           </w:p>
         </w:tc>
@@ -4284,7 +4284,7 @@
                 <w:sz w:val="16"/>
                 <w:szCs w:val="16"/>
               </w:rPr>
-              <w:t xml:space="preserve">financial</w:t>
+              <w:t xml:space="preserve">customer</w:t>
             </w:r>
           </w:p>
         </w:tc>
@@ -4317,7 +4317,7 @@
                 <w:sz w:val="16"/>
                 <w:szCs w:val="16"/>
               </w:rPr>
-              <w:t xml:space="preserve">produced</w:t>
+              <w:t xml:space="preserve">reviewed</w:t>
             </w:r>
           </w:p>
         </w:tc>
@@ -4633,670 +4633,6 @@
     </w:p>
     <w:p>
       <w:pPr>
-        <w:spacing w:before="20" w:after="20" w:line="360" w:lineRule="auto"/>
-        <w:ind w:left="200"/>
-      </w:pPr>
-      <w:r>
-        <w:rPr>
-          <w:sz w:val="19"/>
-          <w:szCs w:val="19"/>
-        </w:rPr>
-        <w:t xml:space="preserve">A scorecard fails more often from its design than from its arithmetic.</w:t>
-      </w:r>
-    </w:p>
-    <w:tbl>
-      <w:tblPr>
-        <w:tblW w:type="pct" w:w="100%"/>
-        <w:tblLayout w:type="fixed"/>
-        <w:tblBorders>
-          <w:top w:val="single" w:color="353A7C" w:sz="6"/>
-          <w:left w:val="single" w:color="353A7C" w:sz="6"/>
-          <w:bottom w:val="single" w:color="353A7C" w:sz="6"/>
-          <w:right w:val="single" w:color="353A7C" w:sz="6"/>
-          <w:insideH w:val="single" w:color="353A7C" w:sz="6"/>
-          <w:insideV w:val="single" w:color="353A7C" w:sz="6"/>
-        </w:tblBorders>
-      </w:tblPr>
-      <w:tblGrid>
-        <w:gridCol w:w="2224"/>
-        <w:gridCol w:w="4224"/>
-        <w:gridCol w:w="3152"/>
-      </w:tblGrid>
-      <w:tr>
-        <w:tc>
-          <w:tcPr>
-            <w:tcW w:type="pct" w:w="5000"/>
-            <w:gridSpan w:val="3"/>
-            <w:shd w:fill="353A7C" w:val="clear"/>
-            <w:tcMar>
-              <w:top w:type="dxa" w:w="60"/>
-              <w:left w:type="dxa" w:w="120"/>
-              <w:bottom w:type="dxa" w:w="60"/>
-              <w:right w:type="dxa" w:w="120"/>
-            </w:tcMar>
-          </w:tcPr>
-          <w:p>
-            <w:pPr>
-              <w:spacing w:before="40" w:after="40"/>
-            </w:pPr>
-            <w:r>
-              <w:rPr>
-                <w:b/>
-                <w:bCs/>
-                <w:color w:val="FFFFFF"/>
-                <w:sz w:val="17"/>
-                <w:szCs w:val="17"/>
-              </w:rPr>
-              <w:t xml:space="preserve">Characteristics of an effective balanced scorecard</w:t>
-            </w:r>
-          </w:p>
-        </w:tc>
-      </w:tr>
-      <w:tr>
-        <w:tc>
-          <w:tcPr>
-            <w:tcW w:type="pct" w:w="1158"/>
-            <w:shd w:fill="353A7C" w:val="clear"/>
-            <w:tcMar>
-              <w:top w:type="dxa" w:w="50"/>
-              <w:left w:type="dxa" w:w="110"/>
-              <w:bottom w:type="dxa" w:w="50"/>
-              <w:right w:type="dxa" w:w="110"/>
-            </w:tcMar>
-          </w:tcPr>
-          <w:p>
-            <w:pPr>
-              <w:spacing w:before="30" w:after="30"/>
-            </w:pPr>
-            <w:r>
-              <w:rPr>
-                <w:b/>
-                <w:bCs/>
-                <w:color w:val="FFFFFF"/>
-                <w:sz w:val="15"/>
-                <w:szCs w:val="15"/>
-              </w:rPr>
-              <w:t xml:space="preserve">Characteristic (C.3.o)</w:t>
-            </w:r>
-          </w:p>
-        </w:tc>
-        <w:tc>
-          <w:tcPr>
-            <w:tcW w:type="pct" w:w="2200"/>
-            <w:shd w:fill="353A7C" w:val="clear"/>
-            <w:tcMar>
-              <w:top w:type="dxa" w:w="50"/>
-              <w:left w:type="dxa" w:w="110"/>
-              <w:bottom w:type="dxa" w:w="50"/>
-              <w:right w:type="dxa" w:w="110"/>
-            </w:tcMar>
-          </w:tcPr>
-          <w:p>
-            <w:pPr>
-              <w:spacing w:before="30" w:after="30"/>
-            </w:pPr>
-            <w:r>
-              <w:rPr>
-                <w:b/>
-                <w:bCs/>
-                <w:color w:val="FFFFFF"/>
-                <w:sz w:val="15"/>
-                <w:szCs w:val="15"/>
-              </w:rPr>
-              <w:t xml:space="preserve">What it means</w:t>
-            </w:r>
-          </w:p>
-        </w:tc>
-        <w:tc>
-          <w:tcPr>
-            <w:tcW w:type="pct" w:w="1642"/>
-            <w:shd w:fill="353A7C" w:val="clear"/>
-            <w:tcMar>
-              <w:top w:type="dxa" w:w="50"/>
-              <w:left w:type="dxa" w:w="110"/>
-              <w:bottom w:type="dxa" w:w="50"/>
-              <w:right w:type="dxa" w:w="110"/>
-            </w:tcMar>
-          </w:tcPr>
-          <w:p>
-            <w:pPr>
-              <w:spacing w:before="30" w:after="30"/>
-            </w:pPr>
-            <w:r>
-              <w:rPr>
-                <w:b/>
-                <w:bCs/>
-                <w:color w:val="FFFFFF"/>
-                <w:sz w:val="15"/>
-                <w:szCs w:val="15"/>
-              </w:rPr>
-              <w:t xml:space="preserve">At Orontes</w:t>
-            </w:r>
-          </w:p>
-        </w:tc>
-      </w:tr>
-      <w:tr>
-        <w:tc>
-          <w:tcPr>
-            <w:tcW w:type="pct" w:w="1158"/>
-            <w:tcMar>
-              <w:top w:type="dxa" w:w="50"/>
-              <w:left w:type="dxa" w:w="110"/>
-              <w:bottom w:type="dxa" w:w="50"/>
-              <w:right w:type="dxa" w:w="110"/>
-            </w:tcMar>
-          </w:tcPr>
-          <w:p>
-            <w:pPr>
-              <w:spacing w:before="28" w:after="28"/>
-            </w:pPr>
-            <w:r>
-              <w:rPr>
-                <w:sz w:val="15"/>
-                <w:szCs w:val="15"/>
-              </w:rPr>
-              <w:t xml:space="preserve">Few measures</w:t>
-            </w:r>
-          </w:p>
-        </w:tc>
-        <w:tc>
-          <w:tcPr>
-            <w:tcW w:type="pct" w:w="2200"/>
-            <w:shd w:fill="FFFFFF" w:val="clear"/>
-            <w:tcMar>
-              <w:top w:type="dxa" w:w="50"/>
-              <w:left w:type="dxa" w:w="110"/>
-              <w:bottom w:type="dxa" w:w="50"/>
-              <w:right w:type="dxa" w:w="110"/>
-            </w:tcMar>
-          </w:tcPr>
-          <w:p>
-            <w:pPr>
-              <w:spacing w:before="46" w:after="46"/>
-            </w:pPr>
-            <w:r>
-              <w:rPr>
-                <w:b/>
-                <w:bCs/>
-                <w:color w:val="8186EF"/>
-                <w:sz w:val="14"/>
-                <w:szCs w:val="14"/>
-              </w:rPr>
-              <w:t xml:space="preserve">(1)</w:t>
-            </w:r>
-          </w:p>
-        </w:tc>
-        <w:tc>
-          <w:tcPr>
-            <w:tcW w:type="pct" w:w="1642"/>
-            <w:tcMar>
-              <w:top w:type="dxa" w:w="50"/>
-              <w:left w:type="dxa" w:w="110"/>
-              <w:bottom w:type="dxa" w:w="50"/>
-              <w:right w:type="dxa" w:w="110"/>
-            </w:tcMar>
-          </w:tcPr>
-          <w:p>
-            <w:pPr>
-              <w:spacing w:before="28" w:after="28"/>
-            </w:pPr>
-            <w:r>
-              <w:rPr>
-                <w:sz w:val="15"/>
-                <w:szCs w:val="15"/>
-              </w:rPr>
-              <w:t xml:space="preserve">Orontes uses 12 in total</w:t>
-            </w:r>
-          </w:p>
-        </w:tc>
-      </w:tr>
-      <w:tr>
-        <w:tc>
-          <w:tcPr>
-            <w:tcW w:type="pct" w:w="1158"/>
-            <w:shd w:fill="FBFAF6" w:val="clear"/>
-            <w:tcMar>
-              <w:top w:type="dxa" w:w="50"/>
-              <w:left w:type="dxa" w:w="110"/>
-              <w:bottom w:type="dxa" w:w="50"/>
-              <w:right w:type="dxa" w:w="110"/>
-            </w:tcMar>
-          </w:tcPr>
-          <w:p>
-            <w:pPr>
-              <w:spacing w:before="28" w:after="28"/>
-            </w:pPr>
-            <w:r>
-              <w:rPr>
-                <w:sz w:val="15"/>
-                <w:szCs w:val="15"/>
-              </w:rPr>
-              <w:t xml:space="preserve">Linked to strategy</w:t>
-            </w:r>
-          </w:p>
-        </w:tc>
-        <w:tc>
-          <w:tcPr>
-            <w:tcW w:type="pct" w:w="2200"/>
-            <w:shd w:fill="FFFFFF" w:val="clear"/>
-            <w:tcMar>
-              <w:top w:type="dxa" w:w="50"/>
-              <w:left w:type="dxa" w:w="110"/>
-              <w:bottom w:type="dxa" w:w="50"/>
-              <w:right w:type="dxa" w:w="110"/>
-            </w:tcMar>
-          </w:tcPr>
-          <w:p>
-            <w:pPr>
-              <w:spacing w:before="46" w:after="46"/>
-            </w:pPr>
-            <w:r>
-              <w:rPr>
-                <w:b/>
-                <w:bCs/>
-                <w:color w:val="8186EF"/>
-                <w:sz w:val="14"/>
-                <w:szCs w:val="14"/>
-              </w:rPr>
-              <w:t xml:space="preserve">(2)</w:t>
-            </w:r>
-          </w:p>
-        </w:tc>
-        <w:tc>
-          <w:tcPr>
-            <w:tcW w:type="pct" w:w="1642"/>
-            <w:shd w:fill="FBFAF6" w:val="clear"/>
-            <w:tcMar>
-              <w:top w:type="dxa" w:w="50"/>
-              <w:left w:type="dxa" w:w="110"/>
-              <w:bottom w:type="dxa" w:w="50"/>
-              <w:right w:type="dxa" w:w="110"/>
-            </w:tcMar>
-          </w:tcPr>
-          <w:p>
-            <w:pPr>
-              <w:spacing w:before="28" w:after="28"/>
-            </w:pPr>
-            <w:r>
-              <w:rPr>
-                <w:sz w:val="15"/>
-                <w:szCs w:val="15"/>
-              </w:rPr>
-              <w:t xml:space="preserve">Chapter 1 set the objectives</w:t>
-            </w:r>
-          </w:p>
-        </w:tc>
-      </w:tr>
-      <w:tr>
-        <w:tc>
-          <w:tcPr>
-            <w:tcW w:type="pct" w:w="1158"/>
-            <w:tcMar>
-              <w:top w:type="dxa" w:w="50"/>
-              <w:left w:type="dxa" w:w="110"/>
-              <w:bottom w:type="dxa" w:w="50"/>
-              <w:right w:type="dxa" w:w="110"/>
-            </w:tcMar>
-          </w:tcPr>
-          <w:p>
-            <w:pPr>
-              <w:spacing w:before="28" w:after="28"/>
-            </w:pPr>
-            <w:r>
-              <w:rPr>
-                <w:sz w:val="15"/>
-                <w:szCs w:val="15"/>
-              </w:rPr>
-              <w:t xml:space="preserve">Balanced</w:t>
-            </w:r>
-          </w:p>
-        </w:tc>
-        <w:tc>
-          <w:tcPr>
-            <w:tcW w:type="pct" w:w="2200"/>
-            <w:tcMar>
-              <w:top w:type="dxa" w:w="50"/>
-              <w:left w:type="dxa" w:w="110"/>
-              <w:bottom w:type="dxa" w:w="50"/>
-              <w:right w:type="dxa" w:w="110"/>
-            </w:tcMar>
-          </w:tcPr>
-          <w:p>
-            <w:pPr>
-              <w:spacing w:before="28" w:after="28"/>
-            </w:pPr>
-            <w:r>
-              <w:rPr>
-                <w:sz w:val="15"/>
-                <w:szCs w:val="15"/>
-              </w:rPr>
-              <w:t xml:space="preserve">Leading as well as lagging indicators</w:t>
-            </w:r>
-          </w:p>
-        </w:tc>
-        <w:tc>
-          <w:tcPr>
-            <w:tcW w:type="pct" w:w="1642"/>
-            <w:shd w:fill="FFFFFF" w:val="clear"/>
-            <w:tcMar>
-              <w:top w:type="dxa" w:w="50"/>
-              <w:left w:type="dxa" w:w="110"/>
-              <w:bottom w:type="dxa" w:w="50"/>
-              <w:right w:type="dxa" w:w="110"/>
-            </w:tcMar>
-          </w:tcPr>
-          <w:p>
-            <w:pPr>
-              <w:spacing w:before="46" w:after="46"/>
-            </w:pPr>
-            <w:r>
-              <w:rPr>
-                <w:b/>
-                <w:bCs/>
-                <w:color w:val="8186EF"/>
-                <w:sz w:val="14"/>
-                <w:szCs w:val="14"/>
-              </w:rPr>
-              <w:t xml:space="preserve">(3)</w:t>
-            </w:r>
-          </w:p>
-        </w:tc>
-      </w:tr>
-      <w:tr>
-        <w:tc>
-          <w:tcPr>
-            <w:tcW w:type="pct" w:w="1158"/>
-            <w:shd w:fill="FBFAF6" w:val="clear"/>
-            <w:tcMar>
-              <w:top w:type="dxa" w:w="50"/>
-              <w:left w:type="dxa" w:w="110"/>
-              <w:bottom w:type="dxa" w:w="50"/>
-              <w:right w:type="dxa" w:w="110"/>
-            </w:tcMar>
-          </w:tcPr>
-          <w:p>
-            <w:pPr>
-              <w:spacing w:before="28" w:after="28"/>
-            </w:pPr>
-            <w:r>
-              <w:rPr>
-                <w:sz w:val="15"/>
-                <w:szCs w:val="15"/>
-              </w:rPr>
-              <w:t xml:space="preserve">Owned</w:t>
-            </w:r>
-          </w:p>
-        </w:tc>
-        <w:tc>
-          <w:tcPr>
-            <w:tcW w:type="pct" w:w="2200"/>
-            <w:shd w:fill="FBFAF6" w:val="clear"/>
-            <w:tcMar>
-              <w:top w:type="dxa" w:w="50"/>
-              <w:left w:type="dxa" w:w="110"/>
-              <w:bottom w:type="dxa" w:w="50"/>
-              <w:right w:type="dxa" w:w="110"/>
-            </w:tcMar>
-          </w:tcPr>
-          <w:p>
-            <w:pPr>
-              <w:spacing w:before="28" w:after="28"/>
-            </w:pPr>
-            <w:r>
-              <w:rPr>
-                <w:sz w:val="15"/>
-                <w:szCs w:val="15"/>
-              </w:rPr>
-              <w:t xml:space="preserve">Each measure has a manager who can influence it</w:t>
-            </w:r>
-          </w:p>
-        </w:tc>
-        <w:tc>
-          <w:tcPr>
-            <w:tcW w:type="pct" w:w="1642"/>
-            <w:shd w:fill="FFFFFF" w:val="clear"/>
-            <w:tcMar>
-              <w:top w:type="dxa" w:w="50"/>
-              <w:left w:type="dxa" w:w="110"/>
-              <w:bottom w:type="dxa" w:w="50"/>
-              <w:right w:type="dxa" w:w="110"/>
-            </w:tcMar>
-          </w:tcPr>
-          <w:p>
-            <w:pPr>
-              <w:spacing w:before="46" w:after="46"/>
-            </w:pPr>
-            <w:r>
-              <w:rPr>
-                <w:b/>
-                <w:bCs/>
-                <w:color w:val="8186EF"/>
-                <w:sz w:val="14"/>
-                <w:szCs w:val="14"/>
-              </w:rPr>
-              <w:t xml:space="preserve">(4)</w:t>
-            </w:r>
-          </w:p>
-        </w:tc>
-      </w:tr>
-      <w:tr>
-        <w:tc>
-          <w:tcPr>
-            <w:tcW w:type="pct" w:w="1158"/>
-            <w:tcMar>
-              <w:top w:type="dxa" w:w="50"/>
-              <w:left w:type="dxa" w:w="110"/>
-              <w:bottom w:type="dxa" w:w="50"/>
-              <w:right w:type="dxa" w:w="110"/>
-            </w:tcMar>
-          </w:tcPr>
-          <w:p>
-            <w:pPr>
-              <w:spacing w:before="28" w:after="28"/>
-            </w:pPr>
-            <w:r>
-              <w:rPr>
-                <w:sz w:val="15"/>
-                <w:szCs w:val="15"/>
-              </w:rPr>
-              <w:t xml:space="preserve">Measurable and timely</w:t>
-            </w:r>
-          </w:p>
-        </w:tc>
-        <w:tc>
-          <w:tcPr>
-            <w:tcW w:type="pct" w:w="2200"/>
-            <w:shd w:fill="FFFFFF" w:val="clear"/>
-            <w:tcMar>
-              <w:top w:type="dxa" w:w="50"/>
-              <w:left w:type="dxa" w:w="110"/>
-              <w:bottom w:type="dxa" w:w="50"/>
-              <w:right w:type="dxa" w:w="110"/>
-            </w:tcMar>
-          </w:tcPr>
-          <w:p>
-            <w:pPr>
-              <w:spacing w:before="46" w:after="46"/>
-            </w:pPr>
-            <w:r>
-              <w:rPr>
-                <w:b/>
-                <w:bCs/>
-                <w:color w:val="8186EF"/>
-                <w:sz w:val="14"/>
-                <w:szCs w:val="14"/>
-              </w:rPr>
-              <w:t xml:space="preserve">(5)</w:t>
-            </w:r>
-          </w:p>
-        </w:tc>
-        <w:tc>
-          <w:tcPr>
-            <w:tcW w:type="pct" w:w="1642"/>
-            <w:tcMar>
-              <w:top w:type="dxa" w:w="50"/>
-              <w:left w:type="dxa" w:w="110"/>
-              <w:bottom w:type="dxa" w:w="50"/>
-              <w:right w:type="dxa" w:w="110"/>
-            </w:tcMar>
-          </w:tcPr>
-          <w:p>
-            <w:pPr>
-              <w:spacing w:before="28" w:after="28"/>
-            </w:pPr>
-            <w:r>
-              <w:rPr>
-                <w:sz w:val="15"/>
-                <w:szCs w:val="15"/>
-              </w:rPr>
-              <w:t xml:space="preserve">Delivery weekly, return quarterly</w:t>
-            </w:r>
-          </w:p>
-        </w:tc>
-      </w:tr>
-      <w:tr>
-        <w:tc>
-          <w:tcPr>
-            <w:tcW w:type="pct" w:w="1158"/>
-            <w:shd w:fill="FBFAF6" w:val="clear"/>
-            <w:tcMar>
-              <w:top w:type="dxa" w:w="50"/>
-              <w:left w:type="dxa" w:w="110"/>
-              <w:bottom w:type="dxa" w:w="50"/>
-              <w:right w:type="dxa" w:w="110"/>
-            </w:tcMar>
-          </w:tcPr>
-          <w:p>
-            <w:pPr>
-              <w:spacing w:before="28" w:after="28"/>
-            </w:pPr>
-            <w:r>
-              <w:rPr>
-                <w:sz w:val="15"/>
-                <w:szCs w:val="15"/>
-              </w:rPr>
-              <w:t xml:space="preserve">Reviewed</w:t>
-            </w:r>
-          </w:p>
-        </w:tc>
-        <w:tc>
-          <w:tcPr>
-            <w:tcW w:type="pct" w:w="2200"/>
-            <w:shd w:fill="FBFAF6" w:val="clear"/>
-            <w:tcMar>
-              <w:top w:type="dxa" w:w="50"/>
-              <w:left w:type="dxa" w:w="110"/>
-              <w:bottom w:type="dxa" w:w="50"/>
-              <w:right w:type="dxa" w:w="110"/>
-            </w:tcMar>
-          </w:tcPr>
-          <w:p>
-            <w:pPr>
-              <w:spacing w:before="28" w:after="28"/>
-            </w:pPr>
-            <w:r>
-              <w:rPr>
-                <w:sz w:val="15"/>
-                <w:szCs w:val="15"/>
-              </w:rPr>
-              <w:t xml:space="preserve">Measures change as the strategy changes</w:t>
-            </w:r>
-          </w:p>
-        </w:tc>
-        <w:tc>
-          <w:tcPr>
-            <w:tcW w:type="pct" w:w="1642"/>
-            <w:shd w:fill="FFFFFF" w:val="clear"/>
-            <w:tcMar>
-              <w:top w:type="dxa" w:w="50"/>
-              <w:left w:type="dxa" w:w="110"/>
-              <w:bottom w:type="dxa" w:w="50"/>
-              <w:right w:type="dxa" w:w="110"/>
-            </w:tcMar>
-          </w:tcPr>
-          <w:p>
-            <w:pPr>
-              <w:spacing w:before="46" w:after="46"/>
-            </w:pPr>
-            <w:r>
-              <w:rPr>
-                <w:b/>
-                <w:bCs/>
-                <w:color w:val="8186EF"/>
-                <w:sz w:val="14"/>
-                <w:szCs w:val="14"/>
-              </w:rPr>
-              <w:t xml:space="preserve">(6)</w:t>
-            </w:r>
-          </w:p>
-        </w:tc>
-      </w:tr>
-    </w:tbl>
-    <w:p/>
-    <w:tbl>
-      <w:tblPr>
-        <w:tblW w:type="pct" w:w="100%"/>
-        <w:tblLayout w:type="fixed"/>
-        <w:tblBorders>
-          <w:top w:val="single" w:color="FBFAF6" w:sz="4"/>
-          <w:left w:val="single" w:color="FBFAF6" w:sz="4"/>
-          <w:bottom w:val="single" w:color="FBFAF6" w:sz="4"/>
-          <w:right w:val="single" w:color="FBFAF6" w:sz="4"/>
-          <w:insideH w:val="single" w:color="FBFAF6" w:sz="4"/>
-          <w:insideV w:val="single" w:color="FBFAF6" w:sz="4"/>
-        </w:tblBorders>
-      </w:tblPr>
-      <w:tblGrid>
-        <w:gridCol w:w="9600"/>
-      </w:tblGrid>
-      <w:tr>
-        <w:tc>
-          <w:tcPr>
-            <w:tcW w:type="pct" w:w="5000"/>
-            <w:shd w:fill="FBFAF6" w:val="clear"/>
-            <w:tcMar>
-              <w:top w:type="dxa" w:w="40"/>
-              <w:left w:type="dxa" w:w="100"/>
-              <w:bottom w:type="dxa" w:w="40"/>
-              <w:right w:type="dxa" w:w="100"/>
-            </w:tcMar>
-          </w:tcPr>
-          <w:p>
-            <w:pPr>
-              <w:spacing w:before="18" w:after="6"/>
-            </w:pPr>
-            <w:r>
-              <w:rPr>
-                <w:b/>
-                <w:bCs/>
-                <w:color w:val="6B7280"/>
-                <w:sz w:val="14"/>
-                <w:szCs w:val="14"/>
-              </w:rPr>
-              <w:t xml:space="preserve">word list</w:t>
-            </w:r>
-          </w:p>
-          <w:p>
-            <w:pPr>
-              <w:spacing w:before="0" w:after="18"/>
-            </w:pPr>
-            <w:r>
-              <w:rPr>
-                <w:b/>
-                <w:bCs/>
-                <w:color w:val="353A7C"/>
-                <w:sz w:val="16"/>
-                <w:szCs w:val="16"/>
-              </w:rPr>
-              <w:t xml:space="preserve">Four to six a perspective, not forty   ·   Training and changeover time, not only return   ·   Every measure traces to a critical success factor   ·   Reviewed with the plan each year   ·   Data available often enough to act on   ·   Changeover time belongs to the plant   ·   Leading as well as lagging indicators</w:t>
-            </w:r>
-          </w:p>
-        </w:tc>
-      </w:tr>
-    </w:tbl>
-    <w:p/>
-    <w:p>
-      <w:pPr>
         <w:spacing w:before="44" w:after="14"/>
       </w:pPr>
       <w:r>
@@ -5315,7 +4651,7 @@
           <w:sz w:val="16"/>
           <w:szCs w:val="16"/>
         </w:rPr>
-        <w:t xml:space="preserve">      gaps 7–11</w:t>
+        <w:t xml:space="preserve">      gaps 1–6</w:t>
       </w:r>
     </w:p>
     <w:p>
@@ -5328,7 +4664,7 @@
           <w:sz w:val="19"/>
           <w:szCs w:val="19"/>
         </w:rPr>
-        <w:t xml:space="preserve">The commonest fault is too many </w:t>
+        <w:t xml:space="preserve">A scorecard fails more often from its </w:t>
       </w:r>
       <w:r>
         <w:rPr>
@@ -5338,7 +4674,7 @@
           <w:sz w:val="15"/>
           <w:szCs w:val="15"/>
         </w:rPr>
-        <w:t xml:space="preserve"> (7) </w:t>
+        <w:t xml:space="preserve"> (1) </w:t>
       </w:r>
       <w:r>
         <w:rPr>
@@ -5360,14 +4696,7 @@
           <w:sz w:val="19"/>
           <w:szCs w:val="19"/>
         </w:rPr>
-        <w:t xml:space="preserve">. </w:t>
-      </w:r>
-      <w:r>
-        <w:rPr>
-          <w:sz w:val="19"/>
-          <w:szCs w:val="19"/>
-        </w:rPr>
-        <w:t xml:space="preserve">A board that reviews forty numbers reviews none of them, and </w:t>
+        <w:t xml:space="preserve"> than from its </w:t>
       </w:r>
       <w:r>
         <w:rPr>
@@ -5377,7 +4706,7 @@
           <w:sz w:val="15"/>
           <w:szCs w:val="15"/>
         </w:rPr>
-        <w:t xml:space="preserve"> (8) </w:t>
+        <w:t xml:space="preserve"> (2) </w:t>
       </w:r>
       <w:r>
         <w:rPr>
@@ -5385,7 +4714,7 @@
           <w:sz w:val="19"/>
           <w:szCs w:val="19"/>
         </w:rPr>
-        <w:t xml:space="preserve">           </w:t>
+        <w:t xml:space="preserve">            </w:t>
       </w:r>
       <w:r>
         <w:rPr>
@@ -5399,7 +4728,14 @@
           <w:sz w:val="19"/>
           <w:szCs w:val="19"/>
         </w:rPr>
-        <w:t xml:space="preserve"> whose bonus depends on a long list will work on </w:t>
+        <w:t xml:space="preserve">. </w:t>
+      </w:r>
+      <w:r>
+        <w:rPr>
+          <w:sz w:val="19"/>
+          <w:szCs w:val="19"/>
+        </w:rPr>
+        <w:t xml:space="preserve">The commonest fault is too many </w:t>
       </w:r>
       <w:r>
         <w:rPr>
@@ -5409,7 +4745,7 @@
           <w:sz w:val="15"/>
           <w:szCs w:val="15"/>
         </w:rPr>
-        <w:t xml:space="preserve"> (9) </w:t>
+        <w:t xml:space="preserve"> (3) </w:t>
       </w:r>
       <w:r>
         <w:rPr>
@@ -5431,14 +4767,14 @@
           <w:sz w:val="19"/>
           <w:szCs w:val="19"/>
         </w:rPr>
-        <w:t xml:space="preserve"> is easiest to move. </w:t>
-      </w:r>
-      <w:r>
-        <w:rPr>
-          <w:sz w:val="19"/>
-          <w:szCs w:val="19"/>
-        </w:rPr>
-        <w:t xml:space="preserve">The </w:t>
+        <w:t xml:space="preserve">. </w:t>
+      </w:r>
+      <w:r>
+        <w:rPr>
+          <w:sz w:val="19"/>
+          <w:szCs w:val="19"/>
+        </w:rPr>
+        <w:t xml:space="preserve">A board that reviews forty numbers reviews none of them, and </w:t>
       </w:r>
       <w:r>
         <w:rPr>
@@ -5448,7 +4784,7 @@
           <w:sz w:val="15"/>
           <w:szCs w:val="15"/>
         </w:rPr>
-        <w:t xml:space="preserve"> (10) </w:t>
+        <w:t xml:space="preserve"> (4) </w:t>
       </w:r>
       <w:r>
         <w:rPr>
@@ -5470,7 +4806,7 @@
           <w:sz w:val="19"/>
           <w:szCs w:val="19"/>
         </w:rPr>
-        <w:t xml:space="preserve"> commonest is a measure </w:t>
+        <w:t xml:space="preserve"> whose bonus depends on a long list will work on </w:t>
       </w:r>
       <w:r>
         <w:rPr>
@@ -5480,7 +4816,7 @@
           <w:sz w:val="15"/>
           <w:szCs w:val="15"/>
         </w:rPr>
-        <w:t xml:space="preserve"> (11) </w:t>
+        <w:t xml:space="preserve"> (5) </w:t>
       </w:r>
       <w:r>
         <w:rPr>
@@ -5502,7 +4838,46 @@
           <w:sz w:val="19"/>
           <w:szCs w:val="19"/>
         </w:rPr>
-        <w:t xml:space="preserve"> owns. </w:t>
+        <w:t xml:space="preserve"> is easiest to move. </w:t>
+      </w:r>
+      <w:r>
+        <w:rPr>
+          <w:sz w:val="19"/>
+          <w:szCs w:val="19"/>
+        </w:rPr>
+        <w:t xml:space="preserve">The </w:t>
+      </w:r>
+      <w:r>
+        <w:rPr>
+          <w:b/>
+          <w:bCs/>
+          <w:color w:val="8186EF"/>
+          <w:sz w:val="15"/>
+          <w:szCs w:val="15"/>
+        </w:rPr>
+        <w:t xml:space="preserve"> (6) </w:t>
+      </w:r>
+      <w:r>
+        <w:rPr>
+          <w:u w:val="single"/>
+          <w:sz w:val="19"/>
+          <w:szCs w:val="19"/>
+        </w:rPr>
+        <w:t xml:space="preserve">           </w:t>
+      </w:r>
+      <w:r>
+        <w:rPr>
+          <w:sz w:val="19"/>
+          <w:szCs w:val="19"/>
+        </w:rPr>
+        <w:t xml:space="preserve"> </w:t>
+      </w:r>
+      <w:r>
+        <w:rPr>
+          <w:sz w:val="19"/>
+          <w:szCs w:val="19"/>
+        </w:rPr>
+        <w:t xml:space="preserve"> commonest is a measure nobody owns. </w:t>
       </w:r>
       <w:r>
         <w:rPr>
@@ -5567,7 +4942,7 @@
                 <w:sz w:val="16"/>
                 <w:szCs w:val="16"/>
               </w:rPr>
-              <w:t xml:space="preserve">reviews   ·   measures   ·   managers   ·   second   ·   whichever   ·   nobody</w:t>
+              <w:t xml:space="preserve">whichever   ·   second   ·   measures   ·   design   ·   arithmetic   ·   principle   ·   managers</w:t>
             </w:r>
           </w:p>
         </w:tc>
@@ -5599,7 +4974,7 @@
           <w:sz w:val="15"/>
           <w:szCs w:val="15"/>
         </w:rPr>
-        <w:t xml:space="preserve">Each term sits against what it means.</w:t>
+        <w:t xml:space="preserve">Each term sits against what it means, and an instance of it.</w:t>
       </w:r>
     </w:p>
     <w:p>
@@ -5610,7 +4985,7 @@
       <w:r>
         <w:drawing>
           <wp:inline distT="0" distB="0" distL="0" distR="0">
-            <wp:extent cx="5734050" cy="3116000"/>
+            <wp:extent cx="5734050" cy="3749775"/>
             <wp:effectExtent t="0" r="0" b="0" l="0"/>
             <wp:docPr id="1" name="" descr="" title=""/>
             <wp:cNvGraphicFramePr>
@@ -5635,7 +5010,7 @@
                   <pic:spPr bwMode="auto">
                     <a:xfrm>
                       <a:off x="0" y="0"/>
-                      <a:ext cx="5734050" cy="3116000"/>
+                      <a:ext cx="5734050" cy="3749775"/>
                     </a:xfrm>
                     <a:prstGeom prst="rect">
                       <a:avLst/>
@@ -5703,7 +5078,7 @@
                 <w:sz w:val="16"/>
                 <w:szCs w:val="16"/>
               </w:rPr>
-              <w:t xml:space="preserve">Balanced   ·   Owned   ·   Reviewed   ·   lagging indicator</w:t>
+              <w:t xml:space="preserve">Balanced   ·   Owned   ·   Reviewed   ·   financial perspective</w:t>
             </w:r>
           </w:p>
         </w:tc>
@@ -5807,7 +5182,7 @@
                 <w:sz w:val="16"/>
                 <w:szCs w:val="16"/>
               </w:rPr>
-              <w:t xml:space="preserve">Four to six a perspective, not forty</w:t>
+              <w:t xml:space="preserve">design</w:t>
             </w:r>
           </w:p>
         </w:tc>
@@ -5833,14 +5208,14 @@
                 <w:sz w:val="16"/>
                 <w:szCs w:val="16"/>
               </w:rPr>
-              <w:t xml:space="preserve">8  </w:t>
-            </w:r>
-            <w:r>
-              <w:rPr>
-                <w:sz w:val="16"/>
-                <w:szCs w:val="16"/>
-              </w:rPr>
-              <w:t xml:space="preserve">managers</w:t>
+              <w:t xml:space="preserve">6  </w:t>
+            </w:r>
+            <w:r>
+              <w:rPr>
+                <w:sz w:val="16"/>
+                <w:szCs w:val="16"/>
+              </w:rPr>
+              <w:t xml:space="preserve">second</w:t>
             </w:r>
           </w:p>
         </w:tc>
@@ -5875,7 +5250,7 @@
                 <w:sz w:val="16"/>
                 <w:szCs w:val="16"/>
               </w:rPr>
-              <w:t xml:space="preserve">Every measure traces to a critical success factor</w:t>
+              <w:t xml:space="preserve">arithmetic</w:t>
             </w:r>
           </w:p>
         </w:tc>
@@ -5901,14 +5276,14 @@
                 <w:sz w:val="16"/>
                 <w:szCs w:val="16"/>
               </w:rPr>
-              <w:t xml:space="preserve">9  </w:t>
-            </w:r>
-            <w:r>
-              <w:rPr>
-                <w:sz w:val="16"/>
-                <w:szCs w:val="16"/>
-              </w:rPr>
-              <w:t xml:space="preserve">whichever</w:t>
+              <w:t xml:space="preserve">7  </w:t>
+            </w:r>
+            <w:r>
+              <w:rPr>
+                <w:sz w:val="16"/>
+                <w:szCs w:val="16"/>
+              </w:rPr>
+              <w:t xml:space="preserve">Balanced</w:t>
             </w:r>
           </w:p>
         </w:tc>
@@ -5943,7 +5318,7 @@
                 <w:sz w:val="16"/>
                 <w:szCs w:val="16"/>
               </w:rPr>
-              <w:t xml:space="preserve">Training and changeover time, not only return</w:t>
+              <w:t xml:space="preserve">measures</w:t>
             </w:r>
           </w:p>
         </w:tc>
@@ -5969,14 +5344,14 @@
                 <w:sz w:val="16"/>
                 <w:szCs w:val="16"/>
               </w:rPr>
-              <w:t xml:space="preserve">10  </w:t>
-            </w:r>
-            <w:r>
-              <w:rPr>
-                <w:sz w:val="16"/>
-                <w:szCs w:val="16"/>
-              </w:rPr>
-              <w:t xml:space="preserve">second</w:t>
+              <w:t xml:space="preserve">8  </w:t>
+            </w:r>
+            <w:r>
+              <w:rPr>
+                <w:sz w:val="16"/>
+                <w:szCs w:val="16"/>
+              </w:rPr>
+              <w:t xml:space="preserve">Owned</w:t>
             </w:r>
           </w:p>
         </w:tc>
@@ -6011,7 +5386,7 @@
                 <w:sz w:val="16"/>
                 <w:szCs w:val="16"/>
               </w:rPr>
-              <w:t xml:space="preserve">Changeover time belongs to the plant</w:t>
+              <w:t xml:space="preserve">managers</w:t>
             </w:r>
           </w:p>
         </w:tc>
@@ -6037,14 +5412,14 @@
                 <w:sz w:val="16"/>
                 <w:szCs w:val="16"/>
               </w:rPr>
-              <w:t xml:space="preserve">11  </w:t>
-            </w:r>
-            <w:r>
-              <w:rPr>
-                <w:sz w:val="16"/>
-                <w:szCs w:val="16"/>
-              </w:rPr>
-              <w:t xml:space="preserve">nobody</w:t>
+              <w:t xml:space="preserve">9  </w:t>
+            </w:r>
+            <w:r>
+              <w:rPr>
+                <w:sz w:val="16"/>
+                <w:szCs w:val="16"/>
+              </w:rPr>
+              <w:t xml:space="preserve">Reviewed</w:t>
             </w:r>
           </w:p>
         </w:tc>
@@ -6079,7 +5454,7 @@
                 <w:sz w:val="16"/>
                 <w:szCs w:val="16"/>
               </w:rPr>
-              <w:t xml:space="preserve">Data available often enough to act on</w:t>
+              <w:t xml:space="preserve">whichever</w:t>
             </w:r>
           </w:p>
         </w:tc>
@@ -6095,160 +5470,14 @@
           </w:tcPr>
           <w:p>
             <w:pPr>
-              <w:spacing w:before="12" w:after="12"/>
-            </w:pPr>
-            <w:r>
-              <w:rPr>
-                <w:b/>
-                <w:bCs/>
-                <w:color w:val="8186EF"/>
-                <w:sz w:val="16"/>
-                <w:szCs w:val="16"/>
-              </w:rPr>
-              <w:t xml:space="preserve">12  </w:t>
-            </w:r>
-            <w:r>
-              <w:rPr>
-                <w:sz w:val="16"/>
-                <w:szCs w:val="16"/>
-              </w:rPr>
-              <w:t xml:space="preserve">Balanced</w:t>
-            </w:r>
-          </w:p>
-        </w:tc>
-      </w:tr>
-      <w:tr>
-        <w:tc>
-          <w:tcPr>
-            <w:tcW w:type="pct" w:w="2500"/>
-            <w:tcMar>
-              <w:top w:type="dxa" w:w="20"/>
-              <w:left w:type="dxa" w:w="80"/>
-              <w:bottom w:type="dxa" w:w="20"/>
-              <w:right w:type="dxa" w:w="80"/>
-            </w:tcMar>
-          </w:tcPr>
-          <w:p>
-            <w:pPr>
-              <w:spacing w:before="12" w:after="12"/>
-            </w:pPr>
-            <w:r>
-              <w:rPr>
-                <w:b/>
-                <w:bCs/>
-                <w:color w:val="8186EF"/>
-                <w:sz w:val="16"/>
-                <w:szCs w:val="16"/>
-              </w:rPr>
-              <w:t xml:space="preserve">6  </w:t>
-            </w:r>
-            <w:r>
-              <w:rPr>
-                <w:sz w:val="16"/>
-                <w:szCs w:val="16"/>
-              </w:rPr>
-              <w:t xml:space="preserve">Reviewed with the plan each year</w:t>
-            </w:r>
-          </w:p>
-        </w:tc>
-        <w:tc>
-          <w:tcPr>
-            <w:tcW w:type="pct" w:w="2500"/>
-            <w:tcMar>
-              <w:top w:type="dxa" w:w="20"/>
-              <w:left w:type="dxa" w:w="80"/>
-              <w:bottom w:type="dxa" w:w="20"/>
-              <w:right w:type="dxa" w:w="80"/>
-            </w:tcMar>
-          </w:tcPr>
-          <w:p>
-            <w:pPr>
-              <w:spacing w:before="12" w:after="12"/>
-            </w:pPr>
-            <w:r>
-              <w:rPr>
-                <w:b/>
-                <w:bCs/>
-                <w:color w:val="8186EF"/>
-                <w:sz w:val="16"/>
-                <w:szCs w:val="16"/>
-              </w:rPr>
-              <w:t xml:space="preserve">13  </w:t>
-            </w:r>
-            <w:r>
-              <w:rPr>
-                <w:sz w:val="16"/>
-                <w:szCs w:val="16"/>
-              </w:rPr>
-              <w:t xml:space="preserve">Owned</w:t>
-            </w:r>
-          </w:p>
-        </w:tc>
-      </w:tr>
-      <w:tr>
-        <w:tc>
-          <w:tcPr>
-            <w:tcW w:type="pct" w:w="2500"/>
-            <w:tcMar>
-              <w:top w:type="dxa" w:w="20"/>
-              <w:left w:type="dxa" w:w="80"/>
-              <w:bottom w:type="dxa" w:w="20"/>
-              <w:right w:type="dxa" w:w="80"/>
-            </w:tcMar>
-          </w:tcPr>
-          <w:p>
-            <w:pPr>
-              <w:spacing w:before="12" w:after="12"/>
-            </w:pPr>
-            <w:r>
-              <w:rPr>
-                <w:b/>
-                <w:bCs/>
-                <w:color w:val="8186EF"/>
-                <w:sz w:val="16"/>
-                <w:szCs w:val="16"/>
-              </w:rPr>
-              <w:t xml:space="preserve">7  </w:t>
-            </w:r>
-            <w:r>
-              <w:rPr>
-                <w:sz w:val="16"/>
-                <w:szCs w:val="16"/>
-              </w:rPr>
-              <w:t xml:space="preserve">measures</w:t>
-            </w:r>
-          </w:p>
-        </w:tc>
-        <w:tc>
-          <w:tcPr>
-            <w:tcW w:type="pct" w:w="2500"/>
-            <w:tcMar>
-              <w:top w:type="dxa" w:w="20"/>
-              <w:left w:type="dxa" w:w="80"/>
-              <w:bottom w:type="dxa" w:w="20"/>
-              <w:right w:type="dxa" w:w="80"/>
-            </w:tcMar>
-          </w:tcPr>
-          <w:p>
-            <w:pPr>
-              <w:spacing w:before="12" w:after="12"/>
-            </w:pPr>
-            <w:r>
-              <w:rPr>
-                <w:b/>
-                <w:bCs/>
-                <w:color w:val="8186EF"/>
-                <w:sz w:val="16"/>
-                <w:szCs w:val="16"/>
-              </w:rPr>
-              <w:t xml:space="preserve">14  </w:t>
-            </w:r>
-            <w:r>
-              <w:rPr>
-                <w:sz w:val="16"/>
-                <w:szCs w:val="16"/>
-              </w:rPr>
-              <w:t xml:space="preserve">Reviewed</w:t>
+              <w:spacing w:before="24" w:after="24"/>
+            </w:pPr>
+            <w:r>
+              <w:rPr>
+                <w:sz w:val="16"/>
+                <w:szCs w:val="16"/>
+              </w:rPr>
+              <w:t xml:space="preserve"/>
             </w:r>
           </w:p>
         </w:tc>
@@ -6291,7 +5520,7 @@
           <w:sz w:val="15"/>
           <w:szCs w:val="15"/>
         </w:rPr>
-        <w:t xml:space="preserve">The commonest fault is too many measures. A board that reviews forty numbers reviews none of them, and managers whose bonus depends on a long list will work on whichever is easiest to move. The second commonest is a measure nobody owns. Every measure on the Orontes scorecard has a manager who can influence it, which is the controllability principle.</w:t>
+        <w:t xml:space="preserve">A scorecard fails more often from its design than from its arithmetic. The commonest fault is too many measures. A board that reviews forty numbers reviews none of them, and managers whose bonus depends on a long list will work on whichever is easiest to move. The second commonest is a measure nobody owns. Every measure on the Orontes scorecard has a manager who can influence it, which is the controllability principle.</w:t>
       </w:r>
     </w:p>
     <w:p>
@@ -7984,7 +7213,7 @@
         <w:tc>
           <w:tcPr>
             <w:tcW w:type="pct" w:w="758"/>
-            <w:shd w:fill="FBFAF6" w:val="clear"/>
+            <w:shd w:fill="FFFFFF" w:val="clear"/>
             <w:tcMar>
               <w:top w:type="dxa" w:w="50"/>
               <w:left w:type="dxa" w:w="110"/>
@@ -7994,14 +7223,17 @@
           </w:tcPr>
           <w:p>
             <w:pPr>
-              <w:spacing w:before="28" w:after="28"/>
-            </w:pPr>
-            <w:r>
-              <w:rPr>
-                <w:sz w:val="15"/>
-                <w:szCs w:val="15"/>
-              </w:rPr>
-              <w:t xml:space="preserve">1 of 3 met</w:t>
+              <w:spacing w:before="46" w:after="46"/>
+            </w:pPr>
+            <w:r>
+              <w:rPr>
+                <w:b/>
+                <w:bCs/>
+                <w:color w:val="8186EF"/>
+                <w:sz w:val="14"/>
+                <w:szCs w:val="14"/>
+              </w:rPr>
+              <w:t xml:space="preserve">(2)</w:t>
             </w:r>
           </w:p>
         </w:tc>
@@ -8025,39 +7257,7 @@
                 <w:sz w:val="15"/>
                 <w:szCs w:val="15"/>
               </w:rPr>
-              <w:t xml:space="preserve">Export share and </w:t>
-            </w:r>
-            <w:r>
-              <w:rPr>
-                <w:b/>
-                <w:bCs/>
-                <w:color w:val="8186EF"/>
-                <w:sz w:val="14"/>
-                <w:szCs w:val="14"/>
-              </w:rPr>
-              <w:t xml:space="preserve"> (2) </w:t>
-            </w:r>
-            <w:r>
-              <w:rPr>
-                <w:u w:val="single"/>
-                <w:sz w:val="15"/>
-                <w:szCs w:val="15"/>
-              </w:rPr>
-              <w:t xml:space="preserve">              </w:t>
-            </w:r>
-            <w:r>
-              <w:rPr>
-                <w:sz w:val="15"/>
-                <w:szCs w:val="15"/>
-              </w:rPr>
-              <w:t xml:space="preserve"> </w:t>
-            </w:r>
-            <w:r>
-              <w:rPr>
-                <w:sz w:val="15"/>
-                <w:szCs w:val="15"/>
-              </w:rPr>
-              <w:t xml:space="preserve"> both missed: the strategy of Chapter 1 is behind</w:t>
+              <w:t xml:space="preserve">Export share and delivery both missed: the strategy of Chapter 1 is behind</w:t>
             </w:r>
           </w:p>
         </w:tc>
@@ -8089,7 +7289,6 @@
         <w:tc>
           <w:tcPr>
             <w:tcW w:type="pct" w:w="758"/>
-            <w:shd w:fill="FFFFFF" w:val="clear"/>
             <w:tcMar>
               <w:top w:type="dxa" w:w="50"/>
               <w:left w:type="dxa" w:w="110"/>
@@ -8099,17 +7298,14 @@
           </w:tcPr>
           <w:p>
             <w:pPr>
-              <w:spacing w:before="46" w:after="46"/>
-            </w:pPr>
-            <w:r>
-              <w:rPr>
-                <w:b/>
-                <w:bCs/>
-                <w:color w:val="8186EF"/>
-                <w:sz w:val="14"/>
-                <w:szCs w:val="14"/>
-              </w:rPr>
-              <w:t xml:space="preserve">(3)</w:t>
+              <w:spacing w:before="28" w:after="28"/>
+            </w:pPr>
+            <w:r>
+              <w:rPr>
+                <w:sz w:val="15"/>
+                <w:szCs w:val="15"/>
+              </w:rPr>
+              <w:t xml:space="preserve">1 of 3 met</w:t>
             </w:r>
           </w:p>
         </w:tc>
@@ -8132,7 +7328,39 @@
                 <w:sz w:val="15"/>
                 <w:szCs w:val="15"/>
               </w:rPr>
-              <w:t xml:space="preserve">Changeover time explains the variances of Chapters 12 and 14</w:t>
+              <w:t xml:space="preserve"/>
+            </w:r>
+            <w:r>
+              <w:rPr>
+                <w:b/>
+                <w:bCs/>
+                <w:color w:val="8186EF"/>
+                <w:sz w:val="14"/>
+                <w:szCs w:val="14"/>
+              </w:rPr>
+              <w:t xml:space="preserve"> (3) </w:t>
+            </w:r>
+            <w:r>
+              <w:rPr>
+                <w:u w:val="single"/>
+                <w:sz w:val="15"/>
+                <w:szCs w:val="15"/>
+              </w:rPr>
+              <w:t xml:space="preserve">              </w:t>
+            </w:r>
+            <w:r>
+              <w:rPr>
+                <w:sz w:val="15"/>
+                <w:szCs w:val="15"/>
+              </w:rPr>
+              <w:t xml:space="preserve"> </w:t>
+            </w:r>
+            <w:r>
+              <w:rPr>
+                <w:sz w:val="15"/>
+                <w:szCs w:val="15"/>
+              </w:rPr>
+              <w:t xml:space="preserve"> time explains the variances of Chapters 12 and 14</w:t>
             </w:r>
           </w:p>
         </w:tc>
@@ -8165,7 +7393,7 @@
         <w:tc>
           <w:tcPr>
             <w:tcW w:type="pct" w:w="758"/>
-            <w:shd w:fill="FFFFFF" w:val="clear"/>
+            <w:shd w:fill="FBFAF6" w:val="clear"/>
             <w:tcMar>
               <w:top w:type="dxa" w:w="50"/>
               <w:left w:type="dxa" w:w="110"/>
@@ -8175,24 +7403,21 @@
           </w:tcPr>
           <w:p>
             <w:pPr>
-              <w:spacing w:before="46" w:after="46"/>
-            </w:pPr>
-            <w:r>
-              <w:rPr>
-                <w:b/>
-                <w:bCs/>
-                <w:color w:val="8186EF"/>
-                <w:sz w:val="14"/>
-                <w:szCs w:val="14"/>
-              </w:rPr>
-              <w:t xml:space="preserve">(4)</w:t>
+              <w:spacing w:before="28" w:after="28"/>
+            </w:pPr>
+            <w:r>
+              <w:rPr>
+                <w:sz w:val="15"/>
+                <w:szCs w:val="15"/>
+              </w:rPr>
+              <w:t xml:space="preserve">2 of 3 met</w:t>
             </w:r>
           </w:p>
         </w:tc>
         <w:tc>
           <w:tcPr>
             <w:tcW w:type="pct" w:w="2200"/>
-            <w:shd w:fill="FBFAF6" w:val="clear"/>
+            <w:shd w:fill="FFFFFF" w:val="clear"/>
             <w:tcMar>
               <w:top w:type="dxa" w:w="50"/>
               <w:left w:type="dxa" w:w="110"/>
@@ -8202,14 +7427,17 @@
           </w:tcPr>
           <w:p>
             <w:pPr>
-              <w:spacing w:before="28" w:after="28"/>
-            </w:pPr>
-            <w:r>
-              <w:rPr>
-                <w:sz w:val="15"/>
-                <w:szCs w:val="15"/>
-              </w:rPr>
-              <w:t xml:space="preserve">Training is on track, but new products are not</w:t>
+              <w:spacing w:before="46" w:after="46"/>
+            </w:pPr>
+            <w:r>
+              <w:rPr>
+                <w:b/>
+                <w:bCs/>
+                <w:color w:val="8186EF"/>
+                <w:sz w:val="14"/>
+                <w:szCs w:val="14"/>
+              </w:rPr>
+              <w:t xml:space="preserve">(4)</w:t>
             </w:r>
           </w:p>
         </w:tc>
@@ -8346,7 +7574,7 @@
                 <w:sz w:val="16"/>
                 <w:szCs w:val="16"/>
               </w:rPr>
-              <w:t xml:space="preserve">1 of 3 met   ·   Good results now, weak drivers for next year   ·   delivery   ·   3 of 3 met   ·   learning and growth perspective   ·   2 of 3 met</w:t>
+              <w:t xml:space="preserve">Changeover   ·   Good results now, weak drivers for next year   ·   1 of 3 met   ·   3 of 3 met   ·   learning and growth perspective   ·   Training is on track, but new products are not</w:t>
             </w:r>
           </w:p>
         </w:tc>
@@ -8457,7 +7685,14 @@
           <w:sz w:val="19"/>
           <w:szCs w:val="19"/>
         </w:rPr>
-        <w:t xml:space="preserve">Export share and </w:t>
+        <w:t xml:space="preserve">Export share and delivery both missed, and those are the drivers of the strategy set. </w:t>
+      </w:r>
+      <w:r>
+        <w:rPr>
+          <w:sz w:val="19"/>
+          <w:szCs w:val="19"/>
+        </w:rPr>
+        <w:t xml:space="preserve">How often each measure is reported </w:t>
       </w:r>
       <w:r>
         <w:rPr>
@@ -8489,7 +7724,7 @@
           <w:sz w:val="19"/>
           <w:szCs w:val="19"/>
         </w:rPr>
-        <w:t xml:space="preserve"> both missed, and those are the drivers of the </w:t>
+        <w:t xml:space="preserve"> as much as the measure </w:t>
       </w:r>
       <w:r>
         <w:rPr>
@@ -8521,14 +7756,7 @@
           <w:sz w:val="19"/>
           <w:szCs w:val="19"/>
         </w:rPr>
-        <w:t xml:space="preserve"> set. </w:t>
-      </w:r>
-      <w:r>
-        <w:rPr>
-          <w:sz w:val="19"/>
-          <w:szCs w:val="19"/>
-        </w:rPr>
-        <w:t xml:space="preserve">How often each measure is reported matters as much as the measure itself. </w:t>
+        <w:t xml:space="preserve">. </w:t>
       </w:r>
     </w:p>
     <w:tbl>
@@ -8586,7 +7814,7 @@
                 <w:sz w:val="16"/>
                 <w:szCs w:val="16"/>
               </w:rPr>
-              <w:t xml:space="preserve">strategy   ·   delivery   ·   building   ·   board's   ·   measure</w:t>
+              <w:t xml:space="preserve">itself   ·   matters   ·   building   ·   board's   ·   measures</w:t>
             </w:r>
           </w:p>
         </w:tc>
@@ -8629,7 +7857,7 @@
       <w:r>
         <w:drawing>
           <wp:inline distT="0" distB="0" distL="0" distR="0">
-            <wp:extent cx="5734050" cy="2067275"/>
+            <wp:extent cx="5734050" cy="2731225"/>
             <wp:effectExtent t="0" r="0" b="0" l="0"/>
             <wp:docPr id="1" name="" descr="" title=""/>
             <wp:cNvGraphicFramePr>
@@ -8654,7 +7882,7 @@
                   <pic:spPr bwMode="auto">
                     <a:xfrm>
                       <a:off x="0" y="0"/>
-                      <a:ext cx="5734050" cy="2067275"/>
+                      <a:ext cx="5734050" cy="2731225"/>
                     </a:xfrm>
                     <a:prstGeom prst="rect">
                       <a:avLst/>
@@ -8821,7 +8049,7 @@
           <w:sz w:val="19"/>
           <w:szCs w:val="19"/>
         </w:rPr>
-        <w:t xml:space="preserve">A measure should be </w:t>
+        <w:t xml:space="preserve">A measure </w:t>
       </w:r>
       <w:r>
         <w:rPr>
@@ -8853,7 +8081,7 @@
           <w:sz w:val="19"/>
           <w:szCs w:val="19"/>
         </w:rPr>
-        <w:t xml:space="preserve"> as often as it can change and be acted on. </w:t>
+        <w:t xml:space="preserve"> be reported as often as it can change and be acted on. </w:t>
       </w:r>
       <w:r>
         <w:rPr>
@@ -8950,7 +8178,7 @@
                 <w:sz w:val="16"/>
                 <w:szCs w:val="16"/>
               </w:rPr>
-              <w:t xml:space="preserve">financial   ·   attention   ·   reported</w:t>
+              <w:t xml:space="preserve">measure   ·   attention   ·   should</w:t>
             </w:r>
           </w:p>
         </w:tc>
@@ -9122,7 +8350,7 @@
                 <w:sz w:val="16"/>
                 <w:szCs w:val="16"/>
               </w:rPr>
-              <w:t xml:space="preserve">delivery</w:t>
+              <w:t xml:space="preserve">1 of 3 met</w:t>
             </w:r>
           </w:p>
         </w:tc>
@@ -9190,7 +8418,7 @@
                 <w:sz w:val="16"/>
                 <w:szCs w:val="16"/>
               </w:rPr>
-              <w:t xml:space="preserve">1 of 3 met</w:t>
+              <w:t xml:space="preserve">Changeover</w:t>
             </w:r>
           </w:p>
         </w:tc>
@@ -9258,7 +8486,7 @@
                 <w:sz w:val="16"/>
                 <w:szCs w:val="16"/>
               </w:rPr>
-              <w:t xml:space="preserve">2 of 3 met</w:t>
+              <w:t xml:space="preserve">Training is on track, but new products are not</w:t>
             </w:r>
           </w:p>
         </w:tc>
@@ -9530,7 +8758,7 @@
                 <w:sz w:val="16"/>
                 <w:szCs w:val="16"/>
               </w:rPr>
-              <w:t xml:space="preserve">delivery</w:t>
+              <w:t xml:space="preserve">matters</w:t>
             </w:r>
           </w:p>
         </w:tc>
@@ -9563,7 +8791,7 @@
                 <w:sz w:val="16"/>
                 <w:szCs w:val="16"/>
               </w:rPr>
-              <w:t xml:space="preserve">reported</w:t>
+              <w:t xml:space="preserve">should</w:t>
             </w:r>
           </w:p>
         </w:tc>
@@ -9598,7 +8826,7 @@
                 <w:sz w:val="16"/>
                 <w:szCs w:val="16"/>
               </w:rPr>
-              <w:t xml:space="preserve">strategy</w:t>
+              <w:t xml:space="preserve">itself</w:t>
             </w:r>
           </w:p>
         </w:tc>
@@ -10626,7 +9854,7 @@
                 <w:sz w:val="16"/>
                 <w:szCs w:val="16"/>
               </w:rPr>
-              <w:t xml:space="preserve">Division managers   ·   Daily   ·   Levant manager   ·   Monthly   ·   strategy map</w:t>
+              <w:t xml:space="preserve">Division managers   ·   Daily   ·   Levant manager   ·   Monthly   ·   Customer</w:t>
             </w:r>
           </w:p>
         </w:tc>
@@ -10875,7 +10103,7 @@
           <w:sz w:val="19"/>
           <w:szCs w:val="19"/>
         </w:rPr>
-        <w:t xml:space="preserve">Residual income on the </w:t>
+        <w:t xml:space="preserve">Residual income on the scorecard, $2,260,000, is the sum of the three </w:t>
       </w:r>
       <w:r>
         <w:rPr>
@@ -10907,7 +10135,7 @@
           <w:sz w:val="19"/>
           <w:szCs w:val="19"/>
         </w:rPr>
-        <w:t xml:space="preserve">, $2,260,000, is the sum of the three divisions. </w:t>
+        <w:t xml:space="preserve">. </w:t>
       </w:r>
       <w:r>
         <w:rPr>
@@ -11004,7 +10232,7 @@
                 <w:sz w:val="16"/>
                 <w:szCs w:val="16"/>
               </w:rPr>
-              <w:t xml:space="preserve">scorecard   ·   results   ·   investment</w:t>
+              <w:t xml:space="preserve">divisions   ·   results   ·   investment</w:t>
             </w:r>
           </w:p>
         </w:tc>
@@ -11830,7 +11058,7 @@
                 <w:sz w:val="16"/>
                 <w:szCs w:val="16"/>
               </w:rPr>
-              <w:t xml:space="preserve">Operators trained on the new line   ·   Gulf chain orders delivered in full   ·   Segment margin   ·   Recommended measure</w:t>
+              <w:t xml:space="preserve">Operators trained on the new line   ·   Gulf chain orders delivered in full   ·   Segment margin   ·   Complaints from supermarkets</w:t>
             </w:r>
           </w:p>
         </w:tc>
@@ -12317,7 +11545,7 @@
         <w:tc>
           <w:tcPr>
             <w:tcW w:type="pct" w:w="2400"/>
-            <w:shd w:fill="FFFFFF" w:val="clear"/>
+            <w:shd w:fill="FBFAF6" w:val="clear"/>
             <w:tcMar>
               <w:top w:type="dxa" w:w="50"/>
               <w:left w:type="dxa" w:w="110"/>
@@ -12327,17 +11555,14 @@
           </w:tcPr>
           <w:p>
             <w:pPr>
-              <w:spacing w:before="46" w:after="46"/>
-            </w:pPr>
-            <w:r>
-              <w:rPr>
-                <w:b/>
-                <w:bCs/>
-                <w:color w:val="8186EF"/>
-                <w:sz w:val="14"/>
-                <w:szCs w:val="14"/>
-              </w:rPr>
-              <w:t xml:space="preserve">(19)</w:t>
+              <w:spacing w:before="28" w:after="28"/>
+            </w:pPr>
+            <w:r>
+              <w:rPr>
+                <w:sz w:val="15"/>
+                <w:szCs w:val="15"/>
+              </w:rPr>
+              <w:t xml:space="preserve">Customer</w:t>
             </w:r>
           </w:p>
         </w:tc>
@@ -12418,7 +11643,7 @@
         <w:tc>
           <w:tcPr>
             <w:tcW w:type="pct" w:w="2400"/>
-            <w:shd w:fill="FFFFFF" w:val="clear"/>
+            <w:shd w:fill="FBFAF6" w:val="clear"/>
             <w:tcMar>
               <w:top w:type="dxa" w:w="50"/>
               <w:left w:type="dxa" w:w="110"/>
@@ -12428,17 +11653,14 @@
           </w:tcPr>
           <w:p>
             <w:pPr>
-              <w:spacing w:before="46" w:after="46"/>
-            </w:pPr>
-            <w:r>
-              <w:rPr>
-                <w:b/>
-                <w:bCs/>
-                <w:color w:val="8186EF"/>
-                <w:sz w:val="14"/>
-                <w:szCs w:val="14"/>
-              </w:rPr>
-              <w:t xml:space="preserve">(20)</w:t>
+              <w:spacing w:before="28" w:after="28"/>
+            </w:pPr>
+            <w:r>
+              <w:rPr>
+                <w:sz w:val="15"/>
+                <w:szCs w:val="15"/>
+              </w:rPr>
+              <w:t xml:space="preserve">Learning and growth</w:t>
             </w:r>
           </w:p>
         </w:tc>
@@ -12470,6 +11692,7 @@
         <w:tc>
           <w:tcPr>
             <w:tcW w:type="pct" w:w="2400"/>
+            <w:shd w:fill="FFFFFF" w:val="clear"/>
             <w:tcMar>
               <w:top w:type="dxa" w:w="50"/>
               <w:left w:type="dxa" w:w="110"/>
@@ -12479,14 +11702,17 @@
           </w:tcPr>
           <w:p>
             <w:pPr>
-              <w:spacing w:before="28" w:after="28"/>
-            </w:pPr>
-            <w:r>
-              <w:rPr>
-                <w:sz w:val="15"/>
-                <w:szCs w:val="15"/>
-              </w:rPr>
-              <w:t xml:space="preserve">Customer</w:t>
+              <w:spacing w:before="46" w:after="46"/>
+            </w:pPr>
+            <w:r>
+              <w:rPr>
+                <w:b/>
+                <w:bCs/>
+                <w:color w:val="8186EF"/>
+                <w:sz w:val="14"/>
+                <w:szCs w:val="14"/>
+              </w:rPr>
+              <w:t xml:space="preserve">(19)</w:t>
             </w:r>
           </w:p>
         </w:tc>
@@ -12548,7 +11774,7 @@
                 <w:sz w:val="16"/>
                 <w:szCs w:val="16"/>
               </w:rPr>
-              <w:t xml:space="preserve">Customer   ·   Financial   ·   Learning and growth   ·   Recommended measure</w:t>
+              <w:t xml:space="preserve">Financial   ·   Customer   ·   Actual</w:t>
             </w:r>
           </w:p>
         </w:tc>
@@ -12696,7 +11922,7 @@
                 <w:sz w:val="16"/>
                 <w:szCs w:val="16"/>
               </w:rPr>
-              <w:t xml:space="preserve">strategy map   ·   خريطة الاستراتيجية   ·   balanced scorecard</w:t>
+              <w:t xml:space="preserve">balanced scorecard   ·   strategy map   ·   critical success factor (CSF)</w:t>
             </w:r>
           </w:p>
         </w:tc>
@@ -13599,7 +12825,7 @@
                 <w:sz w:val="16"/>
                 <w:szCs w:val="16"/>
               </w:rPr>
-              <w:t xml:space="preserve">scorecard</w:t>
+              <w:t xml:space="preserve">divisions</w:t>
             </w:r>
           </w:p>
         </w:tc>
@@ -13632,7 +12858,7 @@
                 <w:sz w:val="16"/>
                 <w:szCs w:val="16"/>
               </w:rPr>
-              <w:t xml:space="preserve">Learning and growth</w:t>
+              <w:t xml:space="preserve">critical success factor (CSF)</w:t>
             </w:r>
           </w:p>
         </w:tc>
@@ -13751,24 +12977,14 @@
           </w:tcPr>
           <w:p>
             <w:pPr>
-              <w:spacing w:before="12" w:after="12"/>
-            </w:pPr>
-            <w:r>
-              <w:rPr>
-                <w:b/>
-                <w:bCs/>
-                <w:color w:val="8186EF"/>
-                <w:sz w:val="16"/>
-                <w:szCs w:val="16"/>
-              </w:rPr>
-              <w:t xml:space="preserve">22  </w:t>
-            </w:r>
-            <w:r>
-              <w:rPr>
-                <w:sz w:val="16"/>
-                <w:szCs w:val="16"/>
-              </w:rPr>
-              <w:t xml:space="preserve">strategy map</w:t>
+              <w:spacing w:before="24" w:after="24"/>
+            </w:pPr>
+            <w:r>
+              <w:rPr>
+                <w:sz w:val="16"/>
+                <w:szCs w:val="16"/>
+              </w:rPr>
+              <w:t xml:space="preserve"/>
             </w:r>
           </w:p>
         </w:tc>
